--- a/lessons/4-5/downloads/reveal/teacher/4.5-exit-tickets.docx
+++ b/lessons/4-5/downloads/reveal/teacher/4.5-exit-tickets.docx
@@ -119,8 +119,8 @@
                 <w:rFonts w:ascii="Avenir Next" w:hAnsi="Avenir Next" w:cs="Avenir Next" w:eastAsia="Avenir Next"/>
                 <w:b/>
                 <w:color w:val="1A1A1A"/>
-                <w:sz w:val="20"/>
-                <w:szCs w:val="20"/>
+                <w:sz w:val="21"/>
+                <w:szCs w:val="21"/>
               </w:rPr>
               <w:t xml:space="preserve">1.</w:t>
             </w:r>
@@ -128,8 +128,8 @@
               <w:rPr>
                 <w:rFonts w:ascii="Avenir Next" w:hAnsi="Avenir Next" w:cs="Avenir Next" w:eastAsia="Avenir Next"/>
                 <w:color w:val="1A1A1A"/>
-                <w:sz w:val="20"/>
-                <w:szCs w:val="20"/>
+                <w:sz w:val="21"/>
+                <w:szCs w:val="21"/>
               </w:rPr>
               <w:tab/>
             </w:r>
@@ -137,8 +137,8 @@
               <w:rPr>
                 <w:rFonts w:ascii="Avenir Next" w:hAnsi="Avenir Next" w:cs="Avenir Next" w:eastAsia="Avenir Next"/>
                 <w:color w:val="1A1A1A"/>
-                <w:sz w:val="20"/>
-                <w:szCs w:val="20"/>
+                <w:sz w:val="21"/>
+                <w:szCs w:val="21"/>
               </w:rPr>
               <w:t xml:space="preserve">Find each whole.</w:t>
             </w:r>
@@ -192,8 +192,8 @@
                       <w:rFonts w:ascii="Avenir Next" w:hAnsi="Avenir Next" w:cs="Avenir Next" w:eastAsia="Avenir Next"/>
                       <w:b/>
                       <w:color w:val="003A70"/>
-                      <w:sz w:val="20"/>
-                      <w:szCs w:val="20"/>
+                      <w:sz w:val="21"/>
+                      <w:szCs w:val="21"/>
                     </w:rPr>
                     <w:t xml:space="preserve">a.</w:t>
                   </w:r>
@@ -201,8 +201,8 @@
                     <w:rPr>
                       <w:rFonts w:ascii="Avenir Next" w:hAnsi="Avenir Next" w:cs="Avenir Next" w:eastAsia="Avenir Next"/>
                       <w:color w:val="1A1A1A"/>
-                      <w:sz w:val="20"/>
-                      <w:szCs w:val="20"/>
+                      <w:sz w:val="21"/>
+                      <w:szCs w:val="21"/>
                     </w:rPr>
                     <w:tab/>
                   </w:r>
@@ -210,8 +210,8 @@
                     <w:rPr>
                       <w:rFonts w:ascii="Avenir Next" w:hAnsi="Avenir Next" w:cs="Avenir Next" w:eastAsia="Avenir Next"/>
                       <w:color w:val="1A1A1A"/>
-                      <w:sz w:val="20"/>
-                      <w:szCs w:val="20"/>
+                      <w:sz w:val="21"/>
+                      <w:szCs w:val="21"/>
                     </w:rPr>
                     <w:t xml:space="preserve">11 is 10% of</w:t>
                   </w:r>
@@ -219,8 +219,8 @@
                     <w:rPr>
                       <w:rFonts w:ascii="Avenir Next" w:hAnsi="Avenir Next" w:cs="Avenir Next" w:eastAsia="Avenir Next"/>
                       <w:color w:val="1A1A1A"/>
-                      <w:sz w:val="20"/>
-                      <w:szCs w:val="20"/>
+                      <w:sz w:val="21"/>
+                      <w:szCs w:val="21"/>
                     </w:rPr>
                     <w:t xml:space="preserve">  </w:t>
                   </w:r>
@@ -228,8 +228,8 @@
                     <w:rPr>
                       <w:rFonts w:ascii="Avenir Next" w:hAnsi="Avenir Next" w:cs="Avenir Next" w:eastAsia="Avenir Next"/>
                       <w:color w:val="1A1A1A"/>
-                      <w:sz w:val="20"/>
-                      <w:szCs w:val="20"/>
+                      <w:sz w:val="21"/>
+                      <w:szCs w:val="21"/>
                       <w:u w:val="single"/>
                     </w:rPr>
                     <w:t xml:space="preserve">              </w:t>
@@ -254,8 +254,8 @@
                       <w:rFonts w:ascii="Avenir Next" w:hAnsi="Avenir Next" w:cs="Avenir Next" w:eastAsia="Avenir Next"/>
                       <w:b/>
                       <w:color w:val="003A70"/>
-                      <w:sz w:val="20"/>
-                      <w:szCs w:val="20"/>
+                      <w:sz w:val="21"/>
+                      <w:szCs w:val="21"/>
                     </w:rPr>
                     <w:t xml:space="preserve">b.</w:t>
                   </w:r>
@@ -263,8 +263,8 @@
                     <w:rPr>
                       <w:rFonts w:ascii="Avenir Next" w:hAnsi="Avenir Next" w:cs="Avenir Next" w:eastAsia="Avenir Next"/>
                       <w:color w:val="1A1A1A"/>
-                      <w:sz w:val="20"/>
-                      <w:szCs w:val="20"/>
+                      <w:sz w:val="21"/>
+                      <w:szCs w:val="21"/>
                     </w:rPr>
                     <w:tab/>
                   </w:r>
@@ -272,8 +272,8 @@
                     <w:rPr>
                       <w:rFonts w:ascii="Avenir Next" w:hAnsi="Avenir Next" w:cs="Avenir Next" w:eastAsia="Avenir Next"/>
                       <w:color w:val="1A1A1A"/>
-                      <w:sz w:val="20"/>
-                      <w:szCs w:val="20"/>
+                      <w:sz w:val="21"/>
+                      <w:szCs w:val="21"/>
                     </w:rPr>
                     <w:t xml:space="preserve">9 is 25% of</w:t>
                   </w:r>
@@ -281,8 +281,8 @@
                     <w:rPr>
                       <w:rFonts w:ascii="Avenir Next" w:hAnsi="Avenir Next" w:cs="Avenir Next" w:eastAsia="Avenir Next"/>
                       <w:color w:val="1A1A1A"/>
-                      <w:sz w:val="20"/>
-                      <w:szCs w:val="20"/>
+                      <w:sz w:val="21"/>
+                      <w:szCs w:val="21"/>
                     </w:rPr>
                     <w:t xml:space="preserve">  </w:t>
                   </w:r>
@@ -290,8 +290,8 @@
                     <w:rPr>
                       <w:rFonts w:ascii="Avenir Next" w:hAnsi="Avenir Next" w:cs="Avenir Next" w:eastAsia="Avenir Next"/>
                       <w:color w:val="1A1A1A"/>
-                      <w:sz w:val="20"/>
-                      <w:szCs w:val="20"/>
+                      <w:sz w:val="21"/>
+                      <w:szCs w:val="21"/>
                       <w:u w:val="single"/>
                     </w:rPr>
                     <w:t xml:space="preserve">              </w:t>
@@ -365,8 +365,8 @@
                 <w:rFonts w:ascii="Avenir Next" w:hAnsi="Avenir Next" w:cs="Avenir Next" w:eastAsia="Avenir Next"/>
                 <w:b/>
                 <w:color w:val="1A1A1A"/>
-                <w:sz w:val="20"/>
-                <w:szCs w:val="20"/>
+                <w:sz w:val="21"/>
+                <w:szCs w:val="21"/>
               </w:rPr>
               <w:t xml:space="preserve">2.</w:t>
             </w:r>
@@ -374,8 +374,8 @@
               <w:rPr>
                 <w:rFonts w:ascii="Avenir Next" w:hAnsi="Avenir Next" w:cs="Avenir Next" w:eastAsia="Avenir Next"/>
                 <w:color w:val="1A1A1A"/>
-                <w:sz w:val="20"/>
-                <w:szCs w:val="20"/>
+                <w:sz w:val="21"/>
+                <w:szCs w:val="21"/>
               </w:rPr>
               <w:tab/>
             </w:r>
@@ -383,10 +383,10 @@
               <w:rPr>
                 <w:rFonts w:ascii="Avenir Next" w:hAnsi="Avenir Next" w:cs="Avenir Next" w:eastAsia="Avenir Next"/>
                 <w:color w:val="1A1A1A"/>
-                <w:sz w:val="20"/>
-                <w:szCs w:val="20"/>
-              </w:rPr>
-              <w:t xml:space="preserve">A team has won 24 games. That is 40% of the games it played. How many games did it play?</w:t>
+                <w:sz w:val="21"/>
+                <w:szCs w:val="21"/>
+              </w:rPr>
+              <w:t xml:space="preserve">A team has won 28 games. That is 40% of the games it played. How many games did it play?</w:t>
             </w:r>
           </w:p>
           <w:p>
@@ -422,7 +422,7 @@
             <w:tr>
               <w:trPr>
                 <w:cantSplit/>
-                <w:trHeight w:val="508" w:hRule="atLeast"/>
+                <w:trHeight w:val="620" w:hRule="atLeast"/>
               </w:trPr>
               <w:tc>
                 <w:tcPr>
@@ -544,8 +544,8 @@
                 <w:rFonts w:ascii="Avenir Next" w:hAnsi="Avenir Next" w:cs="Avenir Next" w:eastAsia="Avenir Next"/>
                 <w:b/>
                 <w:color w:val="1A1A1A"/>
-                <w:sz w:val="20"/>
-                <w:szCs w:val="20"/>
+                <w:sz w:val="21"/>
+                <w:szCs w:val="21"/>
               </w:rPr>
               <w:t xml:space="preserve">3.</w:t>
             </w:r>
@@ -553,8 +553,8 @@
               <w:rPr>
                 <w:rFonts w:ascii="Avenir Next" w:hAnsi="Avenir Next" w:cs="Avenir Next" w:eastAsia="Avenir Next"/>
                 <w:color w:val="1A1A1A"/>
-                <w:sz w:val="20"/>
-                <w:szCs w:val="20"/>
+                <w:sz w:val="21"/>
+                <w:szCs w:val="21"/>
               </w:rPr>
               <w:tab/>
             </w:r>
@@ -562,8 +562,8 @@
               <w:rPr>
                 <w:rFonts w:ascii="Avenir Next" w:hAnsi="Avenir Next" w:cs="Avenir Next" w:eastAsia="Avenir Next"/>
                 <w:color w:val="1A1A1A"/>
-                <w:sz w:val="20"/>
-                <w:szCs w:val="20"/>
+                <w:sz w:val="21"/>
+                <w:szCs w:val="21"/>
               </w:rPr>
               <w:t xml:space="preserve">When the percent is less than 100%, the whole is —</w:t>
             </w:r>
@@ -616,8 +616,8 @@
                       <w:rFonts w:ascii="Avenir Next" w:hAnsi="Avenir Next" w:cs="Avenir Next" w:eastAsia="Avenir Next"/>
                       <w:b/>
                       <w:color w:val="003A70"/>
-                      <w:sz w:val="19"/>
-                      <w:szCs w:val="19"/>
+                      <w:sz w:val="20"/>
+                      <w:szCs w:val="20"/>
                     </w:rPr>
                     <w:t xml:space="preserve">A</w:t>
                   </w:r>
@@ -625,8 +625,8 @@
                     <w:rPr>
                       <w:rFonts w:ascii="Avenir Next" w:hAnsi="Avenir Next" w:cs="Avenir Next" w:eastAsia="Avenir Next"/>
                       <w:color w:val="1A1A1A"/>
-                      <w:sz w:val="19"/>
-                      <w:szCs w:val="19"/>
+                      <w:sz w:val="20"/>
+                      <w:szCs w:val="20"/>
                     </w:rPr>
                     <w:tab/>
                   </w:r>
@@ -634,8 +634,8 @@
                     <w:rPr>
                       <w:rFonts w:ascii="Avenir Next" w:hAnsi="Avenir Next" w:cs="Avenir Next" w:eastAsia="Avenir Next"/>
                       <w:color w:val="1A1A1A"/>
-                      <w:sz w:val="19"/>
-                      <w:szCs w:val="19"/>
+                      <w:sz w:val="20"/>
+                      <w:szCs w:val="20"/>
                     </w:rPr>
                     <w:t xml:space="preserve">less than the part</w:t>
                   </w:r>
@@ -659,8 +659,8 @@
                       <w:rFonts w:ascii="Avenir Next" w:hAnsi="Avenir Next" w:cs="Avenir Next" w:eastAsia="Avenir Next"/>
                       <w:b/>
                       <w:color w:val="003A70"/>
-                      <w:sz w:val="19"/>
-                      <w:szCs w:val="19"/>
+                      <w:sz w:val="20"/>
+                      <w:szCs w:val="20"/>
                     </w:rPr>
                     <w:t xml:space="preserve">B</w:t>
                   </w:r>
@@ -668,8 +668,8 @@
                     <w:rPr>
                       <w:rFonts w:ascii="Avenir Next" w:hAnsi="Avenir Next" w:cs="Avenir Next" w:eastAsia="Avenir Next"/>
                       <w:color w:val="1A1A1A"/>
-                      <w:sz w:val="19"/>
-                      <w:szCs w:val="19"/>
+                      <w:sz w:val="20"/>
+                      <w:szCs w:val="20"/>
                     </w:rPr>
                     <w:tab/>
                   </w:r>
@@ -677,8 +677,8 @@
                     <w:rPr>
                       <w:rFonts w:ascii="Avenir Next" w:hAnsi="Avenir Next" w:cs="Avenir Next" w:eastAsia="Avenir Next"/>
                       <w:color w:val="1A1A1A"/>
-                      <w:sz w:val="19"/>
-                      <w:szCs w:val="19"/>
+                      <w:sz w:val="20"/>
+                      <w:szCs w:val="20"/>
                     </w:rPr>
                     <w:t xml:space="preserve">equal to the part</w:t>
                   </w:r>
@@ -707,8 +707,8 @@
                       <w:rFonts w:ascii="Avenir Next" w:hAnsi="Avenir Next" w:cs="Avenir Next" w:eastAsia="Avenir Next"/>
                       <w:b/>
                       <w:color w:val="003A70"/>
-                      <w:sz w:val="19"/>
-                      <w:szCs w:val="19"/>
+                      <w:sz w:val="20"/>
+                      <w:szCs w:val="20"/>
                     </w:rPr>
                     <w:t xml:space="preserve">C</w:t>
                   </w:r>
@@ -716,8 +716,8 @@
                     <w:rPr>
                       <w:rFonts w:ascii="Avenir Next" w:hAnsi="Avenir Next" w:cs="Avenir Next" w:eastAsia="Avenir Next"/>
                       <w:color w:val="1A1A1A"/>
-                      <w:sz w:val="19"/>
-                      <w:szCs w:val="19"/>
+                      <w:sz w:val="20"/>
+                      <w:szCs w:val="20"/>
                     </w:rPr>
                     <w:tab/>
                   </w:r>
@@ -725,8 +725,8 @@
                     <w:rPr>
                       <w:rFonts w:ascii="Avenir Next" w:hAnsi="Avenir Next" w:cs="Avenir Next" w:eastAsia="Avenir Next"/>
                       <w:color w:val="1A1A1A"/>
-                      <w:sz w:val="19"/>
-                      <w:szCs w:val="19"/>
+                      <w:sz w:val="20"/>
+                      <w:szCs w:val="20"/>
                     </w:rPr>
                     <w:t xml:space="preserve">greater than the part</w:t>
                   </w:r>
@@ -750,8 +750,8 @@
                       <w:rFonts w:ascii="Avenir Next" w:hAnsi="Avenir Next" w:cs="Avenir Next" w:eastAsia="Avenir Next"/>
                       <w:b/>
                       <w:color w:val="003A70"/>
-                      <w:sz w:val="19"/>
-                      <w:szCs w:val="19"/>
+                      <w:sz w:val="20"/>
+                      <w:szCs w:val="20"/>
                     </w:rPr>
                     <w:t xml:space="preserve">D</w:t>
                   </w:r>
@@ -759,8 +759,8 @@
                     <w:rPr>
                       <w:rFonts w:ascii="Avenir Next" w:hAnsi="Avenir Next" w:cs="Avenir Next" w:eastAsia="Avenir Next"/>
                       <w:color w:val="1A1A1A"/>
-                      <w:sz w:val="19"/>
-                      <w:szCs w:val="19"/>
+                      <w:sz w:val="20"/>
+                      <w:szCs w:val="20"/>
                     </w:rPr>
                     <w:tab/>
                   </w:r>
@@ -768,8 +768,8 @@
                     <w:rPr>
                       <w:rFonts w:ascii="Avenir Next" w:hAnsi="Avenir Next" w:cs="Avenir Next" w:eastAsia="Avenir Next"/>
                       <w:color w:val="1A1A1A"/>
-                      <w:sz w:val="19"/>
-                      <w:szCs w:val="19"/>
+                      <w:sz w:val="20"/>
+                      <w:szCs w:val="20"/>
                     </w:rPr>
                     <w:t xml:space="preserve">always 100</w:t>
                   </w:r>
@@ -996,8 +996,8 @@
                 <w:rFonts w:ascii="Avenir Next" w:hAnsi="Avenir Next" w:cs="Avenir Next" w:eastAsia="Avenir Next"/>
                 <w:b/>
                 <w:color w:val="1A1A1A"/>
-                <w:sz w:val="20"/>
-                <w:szCs w:val="20"/>
+                <w:sz w:val="21"/>
+                <w:szCs w:val="21"/>
               </w:rPr>
               <w:t xml:space="preserve">1.</w:t>
             </w:r>
@@ -1005,8 +1005,8 @@
               <w:rPr>
                 <w:rFonts w:ascii="Avenir Next" w:hAnsi="Avenir Next" w:cs="Avenir Next" w:eastAsia="Avenir Next"/>
                 <w:color w:val="1A1A1A"/>
-                <w:sz w:val="20"/>
-                <w:szCs w:val="20"/>
+                <w:sz w:val="21"/>
+                <w:szCs w:val="21"/>
               </w:rPr>
               <w:tab/>
             </w:r>
@@ -1014,8 +1014,8 @@
               <w:rPr>
                 <w:rFonts w:ascii="Avenir Next" w:hAnsi="Avenir Next" w:cs="Avenir Next" w:eastAsia="Avenir Next"/>
                 <w:color w:val="1A1A1A"/>
-                <w:sz w:val="20"/>
-                <w:szCs w:val="20"/>
+                <w:sz w:val="21"/>
+                <w:szCs w:val="21"/>
               </w:rPr>
               <w:t xml:space="preserve">Find each whole.</w:t>
             </w:r>
@@ -1069,8 +1069,8 @@
                       <w:rFonts w:ascii="Avenir Next" w:hAnsi="Avenir Next" w:cs="Avenir Next" w:eastAsia="Avenir Next"/>
                       <w:b/>
                       <w:color w:val="003A70"/>
-                      <w:sz w:val="20"/>
-                      <w:szCs w:val="20"/>
+                      <w:sz w:val="21"/>
+                      <w:szCs w:val="21"/>
                     </w:rPr>
                     <w:t xml:space="preserve">a.</w:t>
                   </w:r>
@@ -1078,8 +1078,8 @@
                     <w:rPr>
                       <w:rFonts w:ascii="Avenir Next" w:hAnsi="Avenir Next" w:cs="Avenir Next" w:eastAsia="Avenir Next"/>
                       <w:color w:val="1A1A1A"/>
-                      <w:sz w:val="20"/>
-                      <w:szCs w:val="20"/>
+                      <w:sz w:val="21"/>
+                      <w:szCs w:val="21"/>
                     </w:rPr>
                     <w:tab/>
                   </w:r>
@@ -1087,8 +1087,8 @@
                     <w:rPr>
                       <w:rFonts w:ascii="Avenir Next" w:hAnsi="Avenir Next" w:cs="Avenir Next" w:eastAsia="Avenir Next"/>
                       <w:color w:val="1A1A1A"/>
-                      <w:sz w:val="20"/>
-                      <w:szCs w:val="20"/>
+                      <w:sz w:val="21"/>
+                      <w:szCs w:val="21"/>
                     </w:rPr>
                     <w:t xml:space="preserve">11 is 10% of</w:t>
                   </w:r>
@@ -1096,8 +1096,8 @@
                     <w:rPr>
                       <w:rFonts w:ascii="Avenir Next" w:hAnsi="Avenir Next" w:cs="Avenir Next" w:eastAsia="Avenir Next"/>
                       <w:color w:val="1A1A1A"/>
-                      <w:sz w:val="20"/>
-                      <w:szCs w:val="20"/>
+                      <w:sz w:val="21"/>
+                      <w:szCs w:val="21"/>
                     </w:rPr>
                     <w:t xml:space="preserve">  </w:t>
                   </w:r>
@@ -1105,8 +1105,8 @@
                     <w:rPr>
                       <w:rFonts w:ascii="Avenir Next" w:hAnsi="Avenir Next" w:cs="Avenir Next" w:eastAsia="Avenir Next"/>
                       <w:color w:val="1A1A1A"/>
-                      <w:sz w:val="20"/>
-                      <w:szCs w:val="20"/>
+                      <w:sz w:val="21"/>
+                      <w:szCs w:val="21"/>
                       <w:u w:val="single"/>
                     </w:rPr>
                     <w:t xml:space="preserve">              </w:t>
@@ -1131,8 +1131,8 @@
                       <w:rFonts w:ascii="Avenir Next" w:hAnsi="Avenir Next" w:cs="Avenir Next" w:eastAsia="Avenir Next"/>
                       <w:b/>
                       <w:color w:val="003A70"/>
-                      <w:sz w:val="20"/>
-                      <w:szCs w:val="20"/>
+                      <w:sz w:val="21"/>
+                      <w:szCs w:val="21"/>
                     </w:rPr>
                     <w:t xml:space="preserve">b.</w:t>
                   </w:r>
@@ -1140,8 +1140,8 @@
                     <w:rPr>
                       <w:rFonts w:ascii="Avenir Next" w:hAnsi="Avenir Next" w:cs="Avenir Next" w:eastAsia="Avenir Next"/>
                       <w:color w:val="1A1A1A"/>
-                      <w:sz w:val="20"/>
-                      <w:szCs w:val="20"/>
+                      <w:sz w:val="21"/>
+                      <w:szCs w:val="21"/>
                     </w:rPr>
                     <w:tab/>
                   </w:r>
@@ -1149,8 +1149,8 @@
                     <w:rPr>
                       <w:rFonts w:ascii="Avenir Next" w:hAnsi="Avenir Next" w:cs="Avenir Next" w:eastAsia="Avenir Next"/>
                       <w:color w:val="1A1A1A"/>
-                      <w:sz w:val="20"/>
-                      <w:szCs w:val="20"/>
+                      <w:sz w:val="21"/>
+                      <w:szCs w:val="21"/>
                     </w:rPr>
                     <w:t xml:space="preserve">9 is 25% of</w:t>
                   </w:r>
@@ -1158,8 +1158,8 @@
                     <w:rPr>
                       <w:rFonts w:ascii="Avenir Next" w:hAnsi="Avenir Next" w:cs="Avenir Next" w:eastAsia="Avenir Next"/>
                       <w:color w:val="1A1A1A"/>
-                      <w:sz w:val="20"/>
-                      <w:szCs w:val="20"/>
+                      <w:sz w:val="21"/>
+                      <w:szCs w:val="21"/>
                     </w:rPr>
                     <w:t xml:space="preserve">  </w:t>
                   </w:r>
@@ -1167,8 +1167,8 @@
                     <w:rPr>
                       <w:rFonts w:ascii="Avenir Next" w:hAnsi="Avenir Next" w:cs="Avenir Next" w:eastAsia="Avenir Next"/>
                       <w:color w:val="1A1A1A"/>
-                      <w:sz w:val="20"/>
-                      <w:szCs w:val="20"/>
+                      <w:sz w:val="21"/>
+                      <w:szCs w:val="21"/>
                       <w:u w:val="single"/>
                     </w:rPr>
                     <w:t xml:space="preserve">              </w:t>
@@ -1242,8 +1242,8 @@
                 <w:rFonts w:ascii="Avenir Next" w:hAnsi="Avenir Next" w:cs="Avenir Next" w:eastAsia="Avenir Next"/>
                 <w:b/>
                 <w:color w:val="1A1A1A"/>
-                <w:sz w:val="20"/>
-                <w:szCs w:val="20"/>
+                <w:sz w:val="21"/>
+                <w:szCs w:val="21"/>
               </w:rPr>
               <w:t xml:space="preserve">2.</w:t>
             </w:r>
@@ -1251,8 +1251,8 @@
               <w:rPr>
                 <w:rFonts w:ascii="Avenir Next" w:hAnsi="Avenir Next" w:cs="Avenir Next" w:eastAsia="Avenir Next"/>
                 <w:color w:val="1A1A1A"/>
-                <w:sz w:val="20"/>
-                <w:szCs w:val="20"/>
+                <w:sz w:val="21"/>
+                <w:szCs w:val="21"/>
               </w:rPr>
               <w:tab/>
             </w:r>
@@ -1260,10 +1260,10 @@
               <w:rPr>
                 <w:rFonts w:ascii="Avenir Next" w:hAnsi="Avenir Next" w:cs="Avenir Next" w:eastAsia="Avenir Next"/>
                 <w:color w:val="1A1A1A"/>
-                <w:sz w:val="20"/>
-                <w:szCs w:val="20"/>
-              </w:rPr>
-              <w:t xml:space="preserve">A team has won 24 games. That is 40% of the games it played. How many games did it play?</w:t>
+                <w:sz w:val="21"/>
+                <w:szCs w:val="21"/>
+              </w:rPr>
+              <w:t xml:space="preserve">A team has won 28 games. That is 40% of the games it played. How many games did it play?</w:t>
             </w:r>
           </w:p>
           <w:p>
@@ -1299,7 +1299,7 @@
             <w:tr>
               <w:trPr>
                 <w:cantSplit/>
-                <w:trHeight w:val="508" w:hRule="atLeast"/>
+                <w:trHeight w:val="620" w:hRule="atLeast"/>
               </w:trPr>
               <w:tc>
                 <w:tcPr>
@@ -1421,8 +1421,8 @@
                 <w:rFonts w:ascii="Avenir Next" w:hAnsi="Avenir Next" w:cs="Avenir Next" w:eastAsia="Avenir Next"/>
                 <w:b/>
                 <w:color w:val="1A1A1A"/>
-                <w:sz w:val="20"/>
-                <w:szCs w:val="20"/>
+                <w:sz w:val="21"/>
+                <w:szCs w:val="21"/>
               </w:rPr>
               <w:t xml:space="preserve">3.</w:t>
             </w:r>
@@ -1430,8 +1430,8 @@
               <w:rPr>
                 <w:rFonts w:ascii="Avenir Next" w:hAnsi="Avenir Next" w:cs="Avenir Next" w:eastAsia="Avenir Next"/>
                 <w:color w:val="1A1A1A"/>
-                <w:sz w:val="20"/>
-                <w:szCs w:val="20"/>
+                <w:sz w:val="21"/>
+                <w:szCs w:val="21"/>
               </w:rPr>
               <w:tab/>
             </w:r>
@@ -1439,8 +1439,8 @@
               <w:rPr>
                 <w:rFonts w:ascii="Avenir Next" w:hAnsi="Avenir Next" w:cs="Avenir Next" w:eastAsia="Avenir Next"/>
                 <w:color w:val="1A1A1A"/>
-                <w:sz w:val="20"/>
-                <w:szCs w:val="20"/>
+                <w:sz w:val="21"/>
+                <w:szCs w:val="21"/>
               </w:rPr>
               <w:t xml:space="preserve">When the percent is less than 100%, the whole is —</w:t>
             </w:r>
@@ -1493,8 +1493,8 @@
                       <w:rFonts w:ascii="Avenir Next" w:hAnsi="Avenir Next" w:cs="Avenir Next" w:eastAsia="Avenir Next"/>
                       <w:b/>
                       <w:color w:val="003A70"/>
-                      <w:sz w:val="19"/>
-                      <w:szCs w:val="19"/>
+                      <w:sz w:val="20"/>
+                      <w:szCs w:val="20"/>
                     </w:rPr>
                     <w:t xml:space="preserve">A</w:t>
                   </w:r>
@@ -1502,8 +1502,8 @@
                     <w:rPr>
                       <w:rFonts w:ascii="Avenir Next" w:hAnsi="Avenir Next" w:cs="Avenir Next" w:eastAsia="Avenir Next"/>
                       <w:color w:val="1A1A1A"/>
-                      <w:sz w:val="19"/>
-                      <w:szCs w:val="19"/>
+                      <w:sz w:val="20"/>
+                      <w:szCs w:val="20"/>
                     </w:rPr>
                     <w:tab/>
                   </w:r>
@@ -1511,8 +1511,8 @@
                     <w:rPr>
                       <w:rFonts w:ascii="Avenir Next" w:hAnsi="Avenir Next" w:cs="Avenir Next" w:eastAsia="Avenir Next"/>
                       <w:color w:val="1A1A1A"/>
-                      <w:sz w:val="19"/>
-                      <w:szCs w:val="19"/>
+                      <w:sz w:val="20"/>
+                      <w:szCs w:val="20"/>
                     </w:rPr>
                     <w:t xml:space="preserve">less than the part</w:t>
                   </w:r>
@@ -1536,8 +1536,8 @@
                       <w:rFonts w:ascii="Avenir Next" w:hAnsi="Avenir Next" w:cs="Avenir Next" w:eastAsia="Avenir Next"/>
                       <w:b/>
                       <w:color w:val="003A70"/>
-                      <w:sz w:val="19"/>
-                      <w:szCs w:val="19"/>
+                      <w:sz w:val="20"/>
+                      <w:szCs w:val="20"/>
                     </w:rPr>
                     <w:t xml:space="preserve">B</w:t>
                   </w:r>
@@ -1545,8 +1545,8 @@
                     <w:rPr>
                       <w:rFonts w:ascii="Avenir Next" w:hAnsi="Avenir Next" w:cs="Avenir Next" w:eastAsia="Avenir Next"/>
                       <w:color w:val="1A1A1A"/>
-                      <w:sz w:val="19"/>
-                      <w:szCs w:val="19"/>
+                      <w:sz w:val="20"/>
+                      <w:szCs w:val="20"/>
                     </w:rPr>
                     <w:tab/>
                   </w:r>
@@ -1554,8 +1554,8 @@
                     <w:rPr>
                       <w:rFonts w:ascii="Avenir Next" w:hAnsi="Avenir Next" w:cs="Avenir Next" w:eastAsia="Avenir Next"/>
                       <w:color w:val="1A1A1A"/>
-                      <w:sz w:val="19"/>
-                      <w:szCs w:val="19"/>
+                      <w:sz w:val="20"/>
+                      <w:szCs w:val="20"/>
                     </w:rPr>
                     <w:t xml:space="preserve">equal to the part</w:t>
                   </w:r>
@@ -1584,8 +1584,8 @@
                       <w:rFonts w:ascii="Avenir Next" w:hAnsi="Avenir Next" w:cs="Avenir Next" w:eastAsia="Avenir Next"/>
                       <w:b/>
                       <w:color w:val="003A70"/>
-                      <w:sz w:val="19"/>
-                      <w:szCs w:val="19"/>
+                      <w:sz w:val="20"/>
+                      <w:szCs w:val="20"/>
                     </w:rPr>
                     <w:t xml:space="preserve">C</w:t>
                   </w:r>
@@ -1593,8 +1593,8 @@
                     <w:rPr>
                       <w:rFonts w:ascii="Avenir Next" w:hAnsi="Avenir Next" w:cs="Avenir Next" w:eastAsia="Avenir Next"/>
                       <w:color w:val="1A1A1A"/>
-                      <w:sz w:val="19"/>
-                      <w:szCs w:val="19"/>
+                      <w:sz w:val="20"/>
+                      <w:szCs w:val="20"/>
                     </w:rPr>
                     <w:tab/>
                   </w:r>
@@ -1602,8 +1602,8 @@
                     <w:rPr>
                       <w:rFonts w:ascii="Avenir Next" w:hAnsi="Avenir Next" w:cs="Avenir Next" w:eastAsia="Avenir Next"/>
                       <w:color w:val="1A1A1A"/>
-                      <w:sz w:val="19"/>
-                      <w:szCs w:val="19"/>
+                      <w:sz w:val="20"/>
+                      <w:szCs w:val="20"/>
                     </w:rPr>
                     <w:t xml:space="preserve">greater than the part</w:t>
                   </w:r>
@@ -1627,8 +1627,8 @@
                       <w:rFonts w:ascii="Avenir Next" w:hAnsi="Avenir Next" w:cs="Avenir Next" w:eastAsia="Avenir Next"/>
                       <w:b/>
                       <w:color w:val="003A70"/>
-                      <w:sz w:val="19"/>
-                      <w:szCs w:val="19"/>
+                      <w:sz w:val="20"/>
+                      <w:szCs w:val="20"/>
                     </w:rPr>
                     <w:t xml:space="preserve">D</w:t>
                   </w:r>
@@ -1636,8 +1636,8 @@
                     <w:rPr>
                       <w:rFonts w:ascii="Avenir Next" w:hAnsi="Avenir Next" w:cs="Avenir Next" w:eastAsia="Avenir Next"/>
                       <w:color w:val="1A1A1A"/>
-                      <w:sz w:val="19"/>
-                      <w:szCs w:val="19"/>
+                      <w:sz w:val="20"/>
+                      <w:szCs w:val="20"/>
                     </w:rPr>
                     <w:tab/>
                   </w:r>
@@ -1645,8 +1645,8 @@
                     <w:rPr>
                       <w:rFonts w:ascii="Avenir Next" w:hAnsi="Avenir Next" w:cs="Avenir Next" w:eastAsia="Avenir Next"/>
                       <w:color w:val="1A1A1A"/>
-                      <w:sz w:val="19"/>
-                      <w:szCs w:val="19"/>
+                      <w:sz w:val="20"/>
+                      <w:szCs w:val="20"/>
                     </w:rPr>
                     <w:t xml:space="preserve">always 100</w:t>
                   </w:r>
@@ -1855,8 +1855,8 @@
                 <w:rFonts w:ascii="Avenir Next" w:hAnsi="Avenir Next" w:cs="Avenir Next" w:eastAsia="Avenir Next"/>
                 <w:b/>
                 <w:color w:val="1A1A1A"/>
-                <w:sz w:val="20"/>
-                <w:szCs w:val="20"/>
+                <w:sz w:val="21"/>
+                <w:szCs w:val="21"/>
               </w:rPr>
               <w:t xml:space="preserve">1.</w:t>
             </w:r>
@@ -1864,8 +1864,8 @@
               <w:rPr>
                 <w:rFonts w:ascii="Avenir Next" w:hAnsi="Avenir Next" w:cs="Avenir Next" w:eastAsia="Avenir Next"/>
                 <w:color w:val="1A1A1A"/>
-                <w:sz w:val="20"/>
-                <w:szCs w:val="20"/>
+                <w:sz w:val="21"/>
+                <w:szCs w:val="21"/>
               </w:rPr>
               <w:tab/>
             </w:r>
@@ -1873,8 +1873,8 @@
               <w:rPr>
                 <w:rFonts w:ascii="Avenir Next" w:hAnsi="Avenir Next" w:cs="Avenir Next" w:eastAsia="Avenir Next"/>
                 <w:color w:val="1A1A1A"/>
-                <w:sz w:val="20"/>
-                <w:szCs w:val="20"/>
+                <w:sz w:val="21"/>
+                <w:szCs w:val="21"/>
               </w:rPr>
               <w:t xml:space="preserve">Solve each equation for </w:t>
             </w:r>
@@ -1883,8 +1883,8 @@
                 <w:rFonts w:ascii="Avenir Next" w:hAnsi="Avenir Next" w:cs="Avenir Next" w:eastAsia="Avenir Next"/>
                 <w:i/>
                 <w:color w:val="1A1A1A"/>
-                <w:sz w:val="20"/>
-                <w:szCs w:val="20"/>
+                <w:sz w:val="21"/>
+                <w:szCs w:val="21"/>
               </w:rPr>
               <w:t xml:space="preserve">w</w:t>
             </w:r>
@@ -1892,8 +1892,8 @@
               <w:rPr>
                 <w:rFonts w:ascii="Avenir Next" w:hAnsi="Avenir Next" w:cs="Avenir Next" w:eastAsia="Avenir Next"/>
                 <w:color w:val="1A1A1A"/>
-                <w:sz w:val="20"/>
-                <w:szCs w:val="20"/>
+                <w:sz w:val="21"/>
+                <w:szCs w:val="21"/>
               </w:rPr>
               <w:t xml:space="preserve">.</w:t>
             </w:r>
@@ -1947,8 +1947,8 @@
                       <w:rFonts w:ascii="Avenir Next" w:hAnsi="Avenir Next" w:cs="Avenir Next" w:eastAsia="Avenir Next"/>
                       <w:b/>
                       <w:color w:val="003A70"/>
-                      <w:sz w:val="20"/>
-                      <w:szCs w:val="20"/>
+                      <w:sz w:val="21"/>
+                      <w:szCs w:val="21"/>
                     </w:rPr>
                     <w:t xml:space="preserve">a.</w:t>
                   </w:r>
@@ -1956,8 +1956,8 @@
                     <w:rPr>
                       <w:rFonts w:ascii="Avenir Next" w:hAnsi="Avenir Next" w:cs="Avenir Next" w:eastAsia="Avenir Next"/>
                       <w:color w:val="1A1A1A"/>
-                      <w:sz w:val="20"/>
-                      <w:szCs w:val="20"/>
+                      <w:sz w:val="21"/>
+                      <w:szCs w:val="21"/>
                     </w:rPr>
                     <w:tab/>
                   </w:r>
@@ -1965,8 +1965,8 @@
                     <w:rPr>
                       <w:rFonts w:ascii="Avenir Next" w:hAnsi="Avenir Next" w:cs="Avenir Next" w:eastAsia="Avenir Next"/>
                       <w:color w:val="1A1A1A"/>
-                      <w:sz w:val="20"/>
-                      <w:szCs w:val="20"/>
+                      <w:sz w:val="21"/>
+                      <w:szCs w:val="21"/>
                     </w:rPr>
                     <w:t xml:space="preserve">0.25 × </w:t>
                   </w:r>
@@ -1975,8 +1975,8 @@
                       <w:rFonts w:ascii="Avenir Next" w:hAnsi="Avenir Next" w:cs="Avenir Next" w:eastAsia="Avenir Next"/>
                       <w:i/>
                       <w:color w:val="1A1A1A"/>
-                      <w:sz w:val="20"/>
-                      <w:szCs w:val="20"/>
+                      <w:sz w:val="21"/>
+                      <w:szCs w:val="21"/>
                     </w:rPr>
                     <w:t xml:space="preserve">w</w:t>
                   </w:r>
@@ -1984,8 +1984,8 @@
                     <w:rPr>
                       <w:rFonts w:ascii="Avenir Next" w:hAnsi="Avenir Next" w:cs="Avenir Next" w:eastAsia="Avenir Next"/>
                       <w:color w:val="1A1A1A"/>
-                      <w:sz w:val="20"/>
-                      <w:szCs w:val="20"/>
+                      <w:sz w:val="21"/>
+                      <w:szCs w:val="21"/>
                     </w:rPr>
                     <w:t xml:space="preserve"> = 13</w:t>
                   </w:r>
@@ -1993,8 +1993,8 @@
                     <w:rPr>
                       <w:rFonts w:ascii="Avenir Next" w:hAnsi="Avenir Next" w:cs="Avenir Next" w:eastAsia="Avenir Next"/>
                       <w:color w:val="1A1A1A"/>
-                      <w:sz w:val="20"/>
-                      <w:szCs w:val="20"/>
+                      <w:sz w:val="21"/>
+                      <w:szCs w:val="21"/>
                     </w:rPr>
                     <w:t xml:space="preserve">  </w:t>
                   </w:r>
@@ -2002,8 +2002,8 @@
                     <w:rPr>
                       <w:rFonts w:ascii="Avenir Next" w:hAnsi="Avenir Next" w:cs="Avenir Next" w:eastAsia="Avenir Next"/>
                       <w:color w:val="1A1A1A"/>
-                      <w:sz w:val="20"/>
-                      <w:szCs w:val="20"/>
+                      <w:sz w:val="21"/>
+                      <w:szCs w:val="21"/>
                       <w:u w:val="single"/>
                     </w:rPr>
                     <w:t xml:space="preserve">              </w:t>
@@ -2028,8 +2028,8 @@
                       <w:rFonts w:ascii="Avenir Next" w:hAnsi="Avenir Next" w:cs="Avenir Next" w:eastAsia="Avenir Next"/>
                       <w:b/>
                       <w:color w:val="003A70"/>
-                      <w:sz w:val="20"/>
-                      <w:szCs w:val="20"/>
+                      <w:sz w:val="21"/>
+                      <w:szCs w:val="21"/>
                     </w:rPr>
                     <w:t xml:space="preserve">b.</w:t>
                   </w:r>
@@ -2037,8 +2037,8 @@
                     <w:rPr>
                       <w:rFonts w:ascii="Avenir Next" w:hAnsi="Avenir Next" w:cs="Avenir Next" w:eastAsia="Avenir Next"/>
                       <w:color w:val="1A1A1A"/>
-                      <w:sz w:val="20"/>
-                      <w:szCs w:val="20"/>
+                      <w:sz w:val="21"/>
+                      <w:szCs w:val="21"/>
                     </w:rPr>
                     <w:tab/>
                   </w:r>
@@ -2046,8 +2046,8 @@
                     <w:rPr>
                       <w:rFonts w:ascii="Avenir Next" w:hAnsi="Avenir Next" w:cs="Avenir Next" w:eastAsia="Avenir Next"/>
                       <w:color w:val="1A1A1A"/>
-                      <w:sz w:val="20"/>
-                      <w:szCs w:val="20"/>
+                      <w:sz w:val="21"/>
+                      <w:szCs w:val="21"/>
                     </w:rPr>
                     <w:t xml:space="preserve">0.6 × </w:t>
                   </w:r>
@@ -2056,8 +2056,8 @@
                       <w:rFonts w:ascii="Avenir Next" w:hAnsi="Avenir Next" w:cs="Avenir Next" w:eastAsia="Avenir Next"/>
                       <w:i/>
                       <w:color w:val="1A1A1A"/>
-                      <w:sz w:val="20"/>
-                      <w:szCs w:val="20"/>
+                      <w:sz w:val="21"/>
+                      <w:szCs w:val="21"/>
                     </w:rPr>
                     <w:t xml:space="preserve">w</w:t>
                   </w:r>
@@ -2065,8 +2065,8 @@
                     <w:rPr>
                       <w:rFonts w:ascii="Avenir Next" w:hAnsi="Avenir Next" w:cs="Avenir Next" w:eastAsia="Avenir Next"/>
                       <w:color w:val="1A1A1A"/>
-                      <w:sz w:val="20"/>
-                      <w:szCs w:val="20"/>
+                      <w:sz w:val="21"/>
+                      <w:szCs w:val="21"/>
                     </w:rPr>
                     <w:t xml:space="preserve"> = 42</w:t>
                   </w:r>
@@ -2074,8 +2074,8 @@
                     <w:rPr>
                       <w:rFonts w:ascii="Avenir Next" w:hAnsi="Avenir Next" w:cs="Avenir Next" w:eastAsia="Avenir Next"/>
                       <w:color w:val="1A1A1A"/>
-                      <w:sz w:val="20"/>
-                      <w:szCs w:val="20"/>
+                      <w:sz w:val="21"/>
+                      <w:szCs w:val="21"/>
                     </w:rPr>
                     <w:t xml:space="preserve">  </w:t>
                   </w:r>
@@ -2083,8 +2083,8 @@
                     <w:rPr>
                       <w:rFonts w:ascii="Avenir Next" w:hAnsi="Avenir Next" w:cs="Avenir Next" w:eastAsia="Avenir Next"/>
                       <w:color w:val="1A1A1A"/>
-                      <w:sz w:val="20"/>
-                      <w:szCs w:val="20"/>
+                      <w:sz w:val="21"/>
+                      <w:szCs w:val="21"/>
                       <w:u w:val="single"/>
                     </w:rPr>
                     <w:t xml:space="preserve">              </w:t>
@@ -2158,8 +2158,8 @@
                 <w:rFonts w:ascii="Avenir Next" w:hAnsi="Avenir Next" w:cs="Avenir Next" w:eastAsia="Avenir Next"/>
                 <w:b/>
                 <w:color w:val="1A1A1A"/>
-                <w:sz w:val="20"/>
-                <w:szCs w:val="20"/>
+                <w:sz w:val="21"/>
+                <w:szCs w:val="21"/>
               </w:rPr>
               <w:t xml:space="preserve">2.</w:t>
             </w:r>
@@ -2167,8 +2167,8 @@
               <w:rPr>
                 <w:rFonts w:ascii="Avenir Next" w:hAnsi="Avenir Next" w:cs="Avenir Next" w:eastAsia="Avenir Next"/>
                 <w:color w:val="1A1A1A"/>
-                <w:sz w:val="20"/>
-                <w:szCs w:val="20"/>
+                <w:sz w:val="21"/>
+                <w:szCs w:val="21"/>
               </w:rPr>
               <w:tab/>
             </w:r>
@@ -2176,10 +2176,124 @@
               <w:rPr>
                 <w:rFonts w:ascii="Avenir Next" w:hAnsi="Avenir Next" w:cs="Avenir Next" w:eastAsia="Avenir Next"/>
                 <w:color w:val="1A1A1A"/>
-                <w:sz w:val="20"/>
-                <w:szCs w:val="20"/>
-              </w:rPr>
-              <w:t xml:space="preserve">A bike sold for $138. That is 60% of its first price. Write an equation and find the first price.</w:t>
+                <w:sz w:val="21"/>
+                <w:szCs w:val="21"/>
+              </w:rPr>
+              <w:t xml:space="preserve">A bike sold for $138. That is 60% of its first price.</w:t>
+            </w:r>
+          </w:p>
+          <w:p>
+            <w:pPr>
+              <w:keepNext/>
+              <w:tabs>
+                <w:tab w:val="left" w:pos="772"/>
+              </w:tabs>
+              <w:spacing w:before="0" w:after="60" w:line="276" w:lineRule="auto"/>
+              <w:ind w:left="772" w:hanging="340"/>
+            </w:pPr>
+            <w:r>
+              <w:rPr>
+                <w:rFonts w:ascii="Avenir Next" w:hAnsi="Avenir Next" w:cs="Avenir Next" w:eastAsia="Avenir Next"/>
+                <w:b/>
+                <w:color w:val="003A70"/>
+                <w:sz w:val="21"/>
+                <w:szCs w:val="21"/>
+              </w:rPr>
+              <w:t xml:space="preserve">a.</w:t>
+            </w:r>
+            <w:r>
+              <w:rPr>
+                <w:rFonts w:ascii="Avenir Next" w:hAnsi="Avenir Next" w:cs="Avenir Next" w:eastAsia="Avenir Next"/>
+                <w:color w:val="1A1A1A"/>
+                <w:sz w:val="21"/>
+                <w:szCs w:val="21"/>
+              </w:rPr>
+              <w:tab/>
+            </w:r>
+            <w:r>
+              <w:rPr>
+                <w:rFonts w:ascii="Avenir Next" w:hAnsi="Avenir Next" w:cs="Avenir Next" w:eastAsia="Avenir Next"/>
+                <w:color w:val="1A1A1A"/>
+                <w:sz w:val="21"/>
+                <w:szCs w:val="21"/>
+              </w:rPr>
+              <w:t xml:space="preserve">Write an equation:</w:t>
+            </w:r>
+            <w:r>
+              <w:rPr>
+                <w:rFonts w:ascii="Avenir Next" w:hAnsi="Avenir Next" w:cs="Avenir Next" w:eastAsia="Avenir Next"/>
+                <w:color w:val="1A1A1A"/>
+                <w:sz w:val="21"/>
+                <w:szCs w:val="21"/>
+              </w:rPr>
+              <w:t xml:space="preserve">  </w:t>
+            </w:r>
+            <w:r>
+              <w:rPr>
+                <w:rFonts w:ascii="Avenir Next" w:hAnsi="Avenir Next" w:cs="Avenir Next" w:eastAsia="Avenir Next"/>
+                <w:color w:val="1A1A1A"/>
+                <w:sz w:val="21"/>
+                <w:szCs w:val="21"/>
+                <w:u w:val="single"/>
+              </w:rPr>
+              <w:t xml:space="preserve">                      </w:t>
+            </w:r>
+          </w:p>
+          <w:p>
+            <w:pPr>
+              <w:keepNext/>
+              <w:tabs>
+                <w:tab w:val="left" w:pos="772"/>
+              </w:tabs>
+              <w:spacing w:before="0" w:after="60" w:line="276" w:lineRule="auto"/>
+              <w:ind w:left="772" w:hanging="340"/>
+            </w:pPr>
+            <w:r>
+              <w:rPr>
+                <w:rFonts w:ascii="Avenir Next" w:hAnsi="Avenir Next" w:cs="Avenir Next" w:eastAsia="Avenir Next"/>
+                <w:b/>
+                <w:color w:val="003A70"/>
+                <w:sz w:val="21"/>
+                <w:szCs w:val="21"/>
+              </w:rPr>
+              <w:t xml:space="preserve">b.</w:t>
+            </w:r>
+            <w:r>
+              <w:rPr>
+                <w:rFonts w:ascii="Avenir Next" w:hAnsi="Avenir Next" w:cs="Avenir Next" w:eastAsia="Avenir Next"/>
+                <w:color w:val="1A1A1A"/>
+                <w:sz w:val="21"/>
+                <w:szCs w:val="21"/>
+              </w:rPr>
+              <w:tab/>
+            </w:r>
+            <w:r>
+              <w:rPr>
+                <w:rFonts w:ascii="Avenir Next" w:hAnsi="Avenir Next" w:cs="Avenir Next" w:eastAsia="Avenir Next"/>
+                <w:color w:val="1A1A1A"/>
+                <w:sz w:val="21"/>
+                <w:szCs w:val="21"/>
+              </w:rPr>
+              <w:t xml:space="preserve">First price: $</w:t>
+            </w:r>
+            <w:r>
+              <w:rPr>
+                <w:rFonts w:ascii="Avenir Next" w:hAnsi="Avenir Next" w:cs="Avenir Next" w:eastAsia="Avenir Next"/>
+                <w:color w:val="1A1A1A"/>
+                <w:sz w:val="21"/>
+                <w:szCs w:val="21"/>
+              </w:rPr>
+              <w:t xml:space="preserve">  </w:t>
+            </w:r>
+            <w:r>
+              <w:rPr>
+                <w:rFonts w:ascii="Avenir Next" w:hAnsi="Avenir Next" w:cs="Avenir Next" w:eastAsia="Avenir Next"/>
+                <w:color w:val="1A1A1A"/>
+                <w:sz w:val="21"/>
+                <w:szCs w:val="21"/>
+                <w:u w:val="single"/>
+              </w:rPr>
+              <w:t xml:space="preserve">                      </w:t>
             </w:r>
           </w:p>
           <w:p>
@@ -2215,7 +2329,7 @@
             <w:tr>
               <w:trPr>
                 <w:cantSplit/>
-                <w:trHeight w:val="508" w:hRule="atLeast"/>
+                <w:trHeight w:val="620" w:hRule="atLeast"/>
               </w:trPr>
               <w:tc>
                 <w:tcPr>
@@ -2235,819 +2349,6 @@
                       <w:szCs w:val="14"/>
                     </w:rPr>
                     <w:t xml:space="preserve">Show your work.</w:t>
-                  </w:r>
-                </w:p>
-              </w:tc>
-            </w:tr>
-          </w:tbl>
-          <w:p>
-            <w:pPr>
-              <w:tabs>
-                <w:tab w:val="right" w:leader="underscore" w:pos="9504"/>
-              </w:tabs>
-              <w:spacing w:before="90" w:after="40" w:line="264" w:lineRule="auto"/>
-              <w:ind w:left="432"/>
-            </w:pPr>
-            <w:r>
-              <w:rPr>
-                <w:rFonts w:ascii="Avenir Next" w:hAnsi="Avenir Next" w:cs="Avenir Next" w:eastAsia="Avenir Next"/>
-                <w:b/>
-                <w:color w:val="1A1A1A"/>
-                <w:sz w:val="18"/>
-                <w:szCs w:val="18"/>
-              </w:rPr>
-              <w:t xml:space="preserve">Equation, price</w:t>
-            </w:r>
-            <w:r>
-              <w:rPr>
-                <w:rFonts w:ascii="Avenir Next" w:hAnsi="Avenir Next" w:cs="Avenir Next" w:eastAsia="Avenir Next"/>
-                <w:color w:val="1A1A1A"/>
-                <w:sz w:val="18"/>
-                <w:szCs w:val="18"/>
-              </w:rPr>
-              <w:tab/>
-            </w:r>
-          </w:p>
-        </w:tc>
-      </w:tr>
-    </w:tbl>
-    <w:p>
-      <w:pPr>
-        <w:spacing w:before="0" w:after="0" w:line="20" w:lineRule="exact"/>
-      </w:pPr>
-    </w:p>
-    <w:p>
-      <w:pPr>
-        <w:spacing w:before="0" w:after="0" w:line="20" w:lineRule="exact"/>
-      </w:pPr>
-    </w:p>
-    <w:tbl>
-      <w:tblPr>
-        <w:tblW w:w="9504" w:type="dxa"/>
-        <w:jc w:val="left"/>
-        <w:tblBorders>
-          <w:top w:val="nil"/>
-          <w:left w:val="nil"/>
-          <w:bottom w:val="nil"/>
-          <w:right w:val="nil"/>
-          <w:insideH w:val="nil"/>
-          <w:insideV w:val="nil"/>
-        </w:tblBorders>
-        <w:tblLayout w:type="fixed"/>
-        <w:tblCellMar>
-          <w:top w:w="0" w:type="dxa"/>
-          <w:left w:w="0" w:type="dxa"/>
-          <w:bottom w:w="0" w:type="dxa"/>
-          <w:right w:w="0" w:type="dxa"/>
-        </w:tblCellMar>
-        <w:tblLook w:val="0000" w:firstRow="0" w:lastRow="0" w:firstColumn="0" w:lastColumn="0" w:noHBand="1" w:noVBand="1"/>
-      </w:tblPr>
-      <w:tblGrid>
-        <w:gridCol w:w="9504"/>
-      </w:tblGrid>
-      <w:tr>
-        <w:trPr>
-          <w:cantSplit/>
-        </w:trPr>
-        <w:tc>
-          <w:tcPr>
-            <w:tcW w:w="9504" w:type="dxa"/>
-            <w:vAlign w:val="top"/>
-          </w:tcPr>
-          <w:p>
-            <w:pPr>
-              <w:keepNext/>
-              <w:tabs>
-                <w:tab w:val="left" w:pos="432"/>
-              </w:tabs>
-              <w:spacing w:before="90" w:after="40" w:line="268" w:lineRule="auto"/>
-              <w:ind w:left="432" w:hanging="432"/>
-            </w:pPr>
-            <w:r>
-              <w:rPr>
-                <w:rFonts w:ascii="Avenir Next" w:hAnsi="Avenir Next" w:cs="Avenir Next" w:eastAsia="Avenir Next"/>
-                <w:b/>
-                <w:color w:val="1A1A1A"/>
-                <w:sz w:val="20"/>
-                <w:szCs w:val="20"/>
-              </w:rPr>
-              <w:t xml:space="preserve">3.</w:t>
-            </w:r>
-            <w:r>
-              <w:rPr>
-                <w:rFonts w:ascii="Avenir Next" w:hAnsi="Avenir Next" w:cs="Avenir Next" w:eastAsia="Avenir Next"/>
-                <w:color w:val="1A1A1A"/>
-                <w:sz w:val="20"/>
-                <w:szCs w:val="20"/>
-              </w:rPr>
-              <w:tab/>
-            </w:r>
-            <w:r>
-              <w:rPr>
-                <w:rFonts w:ascii="Avenir Next" w:hAnsi="Avenir Next" w:cs="Avenir Next" w:eastAsia="Avenir Next"/>
-                <w:color w:val="1A1A1A"/>
-                <w:sz w:val="20"/>
-                <w:szCs w:val="20"/>
-              </w:rPr>
-              <w:t xml:space="preserve">Solving 16 = 0.4</w:t>
-            </w:r>
-            <w:r>
-              <w:rPr>
-                <w:rFonts w:ascii="Avenir Next" w:hAnsi="Avenir Next" w:cs="Avenir Next" w:eastAsia="Avenir Next"/>
-                <w:i/>
-                <w:color w:val="1A1A1A"/>
-                <w:sz w:val="20"/>
-                <w:szCs w:val="20"/>
-              </w:rPr>
-              <w:t xml:space="preserve">w</w:t>
-            </w:r>
-            <w:r>
-              <w:rPr>
-                <w:rFonts w:ascii="Avenir Next" w:hAnsi="Avenir Next" w:cs="Avenir Next" w:eastAsia="Avenir Next"/>
-                <w:color w:val="1A1A1A"/>
-                <w:sz w:val="20"/>
-                <w:szCs w:val="20"/>
-              </w:rPr>
-              <w:t xml:space="preserve"> gives </w:t>
-            </w:r>
-            <w:r>
-              <w:rPr>
-                <w:rFonts w:ascii="Avenir Next" w:hAnsi="Avenir Next" w:cs="Avenir Next" w:eastAsia="Avenir Next"/>
-                <w:i/>
-                <w:color w:val="1A1A1A"/>
-                <w:sz w:val="20"/>
-                <w:szCs w:val="20"/>
-              </w:rPr>
-              <w:t xml:space="preserve">w</w:t>
-            </w:r>
-            <w:r>
-              <w:rPr>
-                <w:rFonts w:ascii="Avenir Next" w:hAnsi="Avenir Next" w:cs="Avenir Next" w:eastAsia="Avenir Next"/>
-                <w:color w:val="1A1A1A"/>
-                <w:sz w:val="20"/>
-                <w:szCs w:val="20"/>
-              </w:rPr>
-              <w:t xml:space="preserve"> = —</w:t>
-            </w:r>
-          </w:p>
-          <w:tbl>
-            <w:tblPr>
-              <w:tblInd w:w="432" w:type="dxa"/>
-              <w:tblW w:w="9072" w:type="dxa"/>
-              <w:jc w:val="left"/>
-              <w:tblBorders>
-                <w:top w:val="nil"/>
-                <w:left w:val="nil"/>
-                <w:bottom w:val="nil"/>
-                <w:right w:val="nil"/>
-                <w:insideH w:val="nil"/>
-                <w:insideV w:val="nil"/>
-              </w:tblBorders>
-              <w:tblLayout w:type="fixed"/>
-              <w:tblCellMar>
-                <w:top w:w="30" w:type="dxa"/>
-                <w:left w:w="0" w:type="dxa"/>
-                <w:bottom w:w="30" w:type="dxa"/>
-                <w:right w:w="80" w:type="dxa"/>
-              </w:tblCellMar>
-              <w:tblLook w:val="0000" w:firstRow="0" w:lastRow="0" w:firstColumn="0" w:lastColumn="0" w:noHBand="1" w:noVBand="1"/>
-            </w:tblPr>
-            <w:tblGrid>
-              <w:gridCol w:w="2268"/>
-              <w:gridCol w:w="2268"/>
-              <w:gridCol w:w="2268"/>
-              <w:gridCol w:w="2268"/>
-            </w:tblGrid>
-            <w:tr>
-              <w:trPr>
-                <w:cantSplit/>
-              </w:trPr>
-              <w:tc>
-                <w:tcPr>
-                  <w:tcW w:w="2268" w:type="dxa"/>
-                  <w:vAlign w:val="top"/>
-                </w:tcPr>
-                <w:p>
-                  <w:pPr>
-                    <w:tabs>
-                      <w:tab w:val="left" w:pos="340"/>
-                    </w:tabs>
-                    <w:spacing w:before="0" w:after="0" w:line="264" w:lineRule="auto"/>
-                    <w:ind w:left="340" w:hanging="340"/>
-                  </w:pPr>
-                  <w:r>
-                    <w:rPr>
-                      <w:rFonts w:ascii="Avenir Next" w:hAnsi="Avenir Next" w:cs="Avenir Next" w:eastAsia="Avenir Next"/>
-                      <w:b/>
-                      <w:color w:val="003A70"/>
-                      <w:sz w:val="19"/>
-                      <w:szCs w:val="19"/>
-                    </w:rPr>
-                    <w:t xml:space="preserve">A</w:t>
-                  </w:r>
-                  <w:r>
-                    <w:rPr>
-                      <w:rFonts w:ascii="Avenir Next" w:hAnsi="Avenir Next" w:cs="Avenir Next" w:eastAsia="Avenir Next"/>
-                      <w:color w:val="1A1A1A"/>
-                      <w:sz w:val="19"/>
-                      <w:szCs w:val="19"/>
-                    </w:rPr>
-                    <w:tab/>
-                  </w:r>
-                  <w:r>
-                    <w:rPr>
-                      <w:rFonts w:ascii="Avenir Next" w:hAnsi="Avenir Next" w:cs="Avenir Next" w:eastAsia="Avenir Next"/>
-                      <w:color w:val="1A1A1A"/>
-                      <w:sz w:val="19"/>
-                      <w:szCs w:val="19"/>
-                    </w:rPr>
-                    <w:t xml:space="preserve">6.4</w:t>
-                  </w:r>
-                </w:p>
-              </w:tc>
-              <w:tc>
-                <w:tcPr>
-                  <w:tcW w:w="2268" w:type="dxa"/>
-                  <w:vAlign w:val="top"/>
-                </w:tcPr>
-                <w:p>
-                  <w:pPr>
-                    <w:tabs>
-                      <w:tab w:val="left" w:pos="340"/>
-                    </w:tabs>
-                    <w:spacing w:before="0" w:after="0" w:line="264" w:lineRule="auto"/>
-                    <w:ind w:left="340" w:hanging="340"/>
-                  </w:pPr>
-                  <w:r>
-                    <w:rPr>
-                      <w:rFonts w:ascii="Avenir Next" w:hAnsi="Avenir Next" w:cs="Avenir Next" w:eastAsia="Avenir Next"/>
-                      <w:b/>
-                      <w:color w:val="003A70"/>
-                      <w:sz w:val="19"/>
-                      <w:szCs w:val="19"/>
-                    </w:rPr>
-                    <w:t xml:space="preserve">B</w:t>
-                  </w:r>
-                  <w:r>
-                    <w:rPr>
-                      <w:rFonts w:ascii="Avenir Next" w:hAnsi="Avenir Next" w:cs="Avenir Next" w:eastAsia="Avenir Next"/>
-                      <w:color w:val="1A1A1A"/>
-                      <w:sz w:val="19"/>
-                      <w:szCs w:val="19"/>
-                    </w:rPr>
-                    <w:tab/>
-                  </w:r>
-                  <w:r>
-                    <w:rPr>
-                      <w:rFonts w:ascii="Avenir Next" w:hAnsi="Avenir Next" w:cs="Avenir Next" w:eastAsia="Avenir Next"/>
-                      <w:color w:val="1A1A1A"/>
-                      <w:sz w:val="19"/>
-                      <w:szCs w:val="19"/>
-                    </w:rPr>
-                    <w:t xml:space="preserve">40</w:t>
-                  </w:r>
-                </w:p>
-              </w:tc>
-              <w:tc>
-                <w:tcPr>
-                  <w:tcW w:w="2268" w:type="dxa"/>
-                  <w:vAlign w:val="top"/>
-                </w:tcPr>
-                <w:p>
-                  <w:pPr>
-                    <w:tabs>
-                      <w:tab w:val="left" w:pos="340"/>
-                    </w:tabs>
-                    <w:spacing w:before="0" w:after="0" w:line="264" w:lineRule="auto"/>
-                    <w:ind w:left="340" w:hanging="340"/>
-                  </w:pPr>
-                  <w:r>
-                    <w:rPr>
-                      <w:rFonts w:ascii="Avenir Next" w:hAnsi="Avenir Next" w:cs="Avenir Next" w:eastAsia="Avenir Next"/>
-                      <w:b/>
-                      <w:color w:val="003A70"/>
-                      <w:sz w:val="19"/>
-                      <w:szCs w:val="19"/>
-                    </w:rPr>
-                    <w:t xml:space="preserve">C</w:t>
-                  </w:r>
-                  <w:r>
-                    <w:rPr>
-                      <w:rFonts w:ascii="Avenir Next" w:hAnsi="Avenir Next" w:cs="Avenir Next" w:eastAsia="Avenir Next"/>
-                      <w:color w:val="1A1A1A"/>
-                      <w:sz w:val="19"/>
-                      <w:szCs w:val="19"/>
-                    </w:rPr>
-                    <w:tab/>
-                  </w:r>
-                  <w:r>
-                    <w:rPr>
-                      <w:rFonts w:ascii="Avenir Next" w:hAnsi="Avenir Next" w:cs="Avenir Next" w:eastAsia="Avenir Next"/>
-                      <w:color w:val="1A1A1A"/>
-                      <w:sz w:val="19"/>
-                      <w:szCs w:val="19"/>
-                    </w:rPr>
-                    <w:t xml:space="preserve">64</w:t>
-                  </w:r>
-                </w:p>
-              </w:tc>
-              <w:tc>
-                <w:tcPr>
-                  <w:tcW w:w="2268" w:type="dxa"/>
-                  <w:vAlign w:val="top"/>
-                </w:tcPr>
-                <w:p>
-                  <w:pPr>
-                    <w:tabs>
-                      <w:tab w:val="left" w:pos="340"/>
-                    </w:tabs>
-                    <w:spacing w:before="0" w:after="0" w:line="264" w:lineRule="auto"/>
-                    <w:ind w:left="340" w:hanging="340"/>
-                  </w:pPr>
-                  <w:r>
-                    <w:rPr>
-                      <w:rFonts w:ascii="Avenir Next" w:hAnsi="Avenir Next" w:cs="Avenir Next" w:eastAsia="Avenir Next"/>
-                      <w:b/>
-                      <w:color w:val="003A70"/>
-                      <w:sz w:val="19"/>
-                      <w:szCs w:val="19"/>
-                    </w:rPr>
-                    <w:t xml:space="preserve">D</w:t>
-                  </w:r>
-                  <w:r>
-                    <w:rPr>
-                      <w:rFonts w:ascii="Avenir Next" w:hAnsi="Avenir Next" w:cs="Avenir Next" w:eastAsia="Avenir Next"/>
-                      <w:color w:val="1A1A1A"/>
-                      <w:sz w:val="19"/>
-                      <w:szCs w:val="19"/>
-                    </w:rPr>
-                    <w:tab/>
-                  </w:r>
-                  <w:r>
-                    <w:rPr>
-                      <w:rFonts w:ascii="Avenir Next" w:hAnsi="Avenir Next" w:cs="Avenir Next" w:eastAsia="Avenir Next"/>
-                      <w:color w:val="1A1A1A"/>
-                      <w:sz w:val="19"/>
-                      <w:szCs w:val="19"/>
-                    </w:rPr>
-                    <w:t xml:space="preserve">160</w:t>
-                  </w:r>
-                </w:p>
-              </w:tc>
-            </w:tr>
-          </w:tbl>
-          <w:p>
-            <w:pPr>
-              <w:spacing w:before="0" w:after="0" w:line="24" w:lineRule="auto"/>
-            </w:pPr>
-          </w:p>
-        </w:tc>
-      </w:tr>
-    </w:tbl>
-    <w:p>
-      <w:pPr>
-        <w:spacing w:before="0" w:after="0" w:line="20" w:lineRule="exact"/>
-      </w:pPr>
-    </w:p>
-    <w:p>
-      <w:pPr>
-        <w:spacing w:before="60" w:after="0" w:line="240" w:lineRule="auto"/>
-      </w:pPr>
-      <w:r>
-        <w:rPr>
-          <w:rFonts w:ascii="Avenir Next" w:hAnsi="Avenir Next" w:cs="Avenir Next" w:eastAsia="Avenir Next"/>
-          <w:b/>
-          <w:color w:val="003A70"/>
-          <w:spacing w:val="12"/>
-          <w:sz w:val="15"/>
-          <w:szCs w:val="15"/>
-        </w:rPr>
-        <w:t xml:space="preserve">HOW DID IT GO?</w:t>
-      </w:r>
-      <w:r>
-        <w:rPr>
-          <w:rFonts w:ascii="Arial" w:hAnsi="Arial" w:cs="Arial" w:eastAsia="Arial"/>
-          <w:color w:val="1A1A1A"/>
-          <w:sz w:val="22"/>
-          <w:szCs w:val="22"/>
-        </w:rPr>
-        <w:t xml:space="preserve">     □</w:t>
-      </w:r>
-      <w:r>
-        <w:rPr>
-          <w:rFonts w:ascii="Avenir Next" w:hAnsi="Avenir Next" w:cs="Avenir Next" w:eastAsia="Avenir Next"/>
-          <w:color w:val="1A1A1A"/>
-          <w:sz w:val="17"/>
-          <w:szCs w:val="17"/>
-        </w:rPr>
-        <w:t xml:space="preserve">  I got it</w:t>
-      </w:r>
-      <w:r>
-        <w:rPr>
-          <w:rFonts w:ascii="Arial" w:hAnsi="Arial" w:cs="Arial" w:eastAsia="Arial"/>
-          <w:color w:val="1A1A1A"/>
-          <w:sz w:val="22"/>
-          <w:szCs w:val="22"/>
-        </w:rPr>
-        <w:t xml:space="preserve">     □</w:t>
-      </w:r>
-      <w:r>
-        <w:rPr>
-          <w:rFonts w:ascii="Avenir Next" w:hAnsi="Avenir Next" w:cs="Avenir Next" w:eastAsia="Avenir Next"/>
-          <w:color w:val="1A1A1A"/>
-          <w:sz w:val="17"/>
-          <w:szCs w:val="17"/>
-        </w:rPr>
-        <w:t xml:space="preserve">  Almost</w:t>
-      </w:r>
-      <w:r>
-        <w:rPr>
-          <w:rFonts w:ascii="Arial" w:hAnsi="Arial" w:cs="Arial" w:eastAsia="Arial"/>
-          <w:color w:val="1A1A1A"/>
-          <w:sz w:val="22"/>
-          <w:szCs w:val="22"/>
-        </w:rPr>
-        <w:t xml:space="preserve">     □</w:t>
-      </w:r>
-      <w:r>
-        <w:rPr>
-          <w:rFonts w:ascii="Avenir Next" w:hAnsi="Avenir Next" w:cs="Avenir Next" w:eastAsia="Avenir Next"/>
-          <w:color w:val="1A1A1A"/>
-          <w:sz w:val="17"/>
-          <w:szCs w:val="17"/>
-        </w:rPr>
-        <w:t xml:space="preserve">  I need help</w:t>
-      </w:r>
-    </w:p>
-    <w:p>
-      <w:pPr>
-        <w:pBdr>
-          <w:top w:val="dashed" w:sz="6" w:space="4" w:color="8A9099"/>
-        </w:pBdr>
-        <w:spacing w:before="160" w:after="160" w:line="264" w:lineRule="auto"/>
-        <w:jc w:val="center"/>
-      </w:pPr>
-      <w:r>
-        <w:rPr>
-          <w:rFonts w:ascii="Avenir Next" w:hAnsi="Avenir Next" w:cs="Avenir Next" w:eastAsia="Avenir Next"/>
-          <w:i/>
-          <w:color w:val="8A9099"/>
-          <w:sz w:val="14"/>
-          <w:szCs w:val="14"/>
-        </w:rPr>
-        <w:t xml:space="preserve">cut here</w:t>
-      </w:r>
-    </w:p>
-    <w:p>
-      <w:pPr>
-        <w:tabs>
-          <w:tab w:val="left" w:pos="5200"/>
-          <w:tab w:val="right" w:leader="underscore" w:pos="9504"/>
-        </w:tabs>
-        <w:spacing w:before="0" w:after="30" w:line="264" w:lineRule="auto"/>
-      </w:pPr>
-      <w:r>
-        <w:rPr>
-          <w:rFonts w:ascii="Avenir Next" w:hAnsi="Avenir Next" w:cs="Avenir Next" w:eastAsia="Avenir Next"/>
-          <w:b/>
-          <w:color w:val="003A70"/>
-          <w:spacing w:val="12"/>
-          <w:sz w:val="16"/>
-          <w:szCs w:val="16"/>
-        </w:rPr>
-        <w:t xml:space="preserve">EXIT TICKET  ·  LESSON 4-5  ·  SESSION 2</w:t>
-      </w:r>
-      <w:r>
-        <w:rPr>
-          <w:rFonts w:ascii="Avenir Next" w:hAnsi="Avenir Next" w:cs="Avenir Next" w:eastAsia="Avenir Next"/>
-          <w:color w:val="1A1A1A"/>
-          <w:sz w:val="18"/>
-          <w:szCs w:val="18"/>
-        </w:rPr>
-        <w:tab/>
-      </w:r>
-      <w:r>
-        <w:rPr>
-          <w:rFonts w:ascii="Avenir Next" w:hAnsi="Avenir Next" w:cs="Avenir Next" w:eastAsia="Avenir Next"/>
-          <w:color w:val="1A1A1A"/>
-          <w:sz w:val="18"/>
-          <w:szCs w:val="18"/>
-        </w:rPr>
-        <w:t xml:space="preserve">Name</w:t>
-      </w:r>
-      <w:r>
-        <w:rPr>
-          <w:rFonts w:ascii="Avenir Next" w:hAnsi="Avenir Next" w:cs="Avenir Next" w:eastAsia="Avenir Next"/>
-          <w:color w:val="1A1A1A"/>
-          <w:sz w:val="18"/>
-          <w:szCs w:val="18"/>
-        </w:rPr>
-        <w:tab/>
-      </w:r>
-    </w:p>
-    <w:p>
-      <w:pPr>
-        <w:pBdr>
-          <w:bottom w:val="single" w:sz="4" w:space="4" w:color="C9CDD2"/>
-        </w:pBdr>
-        <w:spacing w:before="0" w:after="40" w:line="240" w:lineRule="auto"/>
-      </w:pPr>
-      <w:r>
-        <w:rPr>
-          <w:rFonts w:ascii="Avenir Next" w:hAnsi="Avenir Next" w:cs="Avenir Next" w:eastAsia="Avenir Next"/>
-          <w:b/>
-          <w:color w:val="1A1A1A"/>
-          <w:sz w:val="26"/>
-          <w:szCs w:val="26"/>
-        </w:rPr>
-        <w:t xml:space="preserve">Solve for the Whole</w:t>
-      </w:r>
-    </w:p>
-    <w:p>
-      <w:pPr>
-        <w:spacing w:before="0" w:after="0" w:line="20" w:lineRule="exact"/>
-      </w:pPr>
-    </w:p>
-    <w:tbl>
-      <w:tblPr>
-        <w:tblW w:w="9504" w:type="dxa"/>
-        <w:jc w:val="left"/>
-        <w:tblBorders>
-          <w:top w:val="nil"/>
-          <w:left w:val="nil"/>
-          <w:bottom w:val="nil"/>
-          <w:right w:val="nil"/>
-          <w:insideH w:val="nil"/>
-          <w:insideV w:val="nil"/>
-        </w:tblBorders>
-        <w:tblLayout w:type="fixed"/>
-        <w:tblCellMar>
-          <w:top w:w="0" w:type="dxa"/>
-          <w:left w:w="0" w:type="dxa"/>
-          <w:bottom w:w="0" w:type="dxa"/>
-          <w:right w:w="0" w:type="dxa"/>
-        </w:tblCellMar>
-        <w:tblLook w:val="0000" w:firstRow="0" w:lastRow="0" w:firstColumn="0" w:lastColumn="0" w:noHBand="1" w:noVBand="1"/>
-      </w:tblPr>
-      <w:tblGrid>
-        <w:gridCol w:w="9504"/>
-      </w:tblGrid>
-      <w:tr>
-        <w:trPr>
-          <w:cantSplit/>
-        </w:trPr>
-        <w:tc>
-          <w:tcPr>
-            <w:tcW w:w="9504" w:type="dxa"/>
-            <w:vAlign w:val="top"/>
-          </w:tcPr>
-          <w:p>
-            <w:pPr>
-              <w:keepNext/>
-              <w:tabs>
-                <w:tab w:val="left" w:pos="432"/>
-              </w:tabs>
-              <w:spacing w:before="90" w:after="40" w:line="268" w:lineRule="auto"/>
-              <w:ind w:left="432" w:hanging="432"/>
-            </w:pPr>
-            <w:r>
-              <w:rPr>
-                <w:rFonts w:ascii="Avenir Next" w:hAnsi="Avenir Next" w:cs="Avenir Next" w:eastAsia="Avenir Next"/>
-                <w:b/>
-                <w:color w:val="1A1A1A"/>
-                <w:sz w:val="20"/>
-                <w:szCs w:val="20"/>
-              </w:rPr>
-              <w:t xml:space="preserve">1.</w:t>
-            </w:r>
-            <w:r>
-              <w:rPr>
-                <w:rFonts w:ascii="Avenir Next" w:hAnsi="Avenir Next" w:cs="Avenir Next" w:eastAsia="Avenir Next"/>
-                <w:color w:val="1A1A1A"/>
-                <w:sz w:val="20"/>
-                <w:szCs w:val="20"/>
-              </w:rPr>
-              <w:tab/>
-            </w:r>
-            <w:r>
-              <w:rPr>
-                <w:rFonts w:ascii="Avenir Next" w:hAnsi="Avenir Next" w:cs="Avenir Next" w:eastAsia="Avenir Next"/>
-                <w:color w:val="1A1A1A"/>
-                <w:sz w:val="20"/>
-                <w:szCs w:val="20"/>
-              </w:rPr>
-              <w:t xml:space="preserve">Solve each equation for </w:t>
-            </w:r>
-            <w:r>
-              <w:rPr>
-                <w:rFonts w:ascii="Avenir Next" w:hAnsi="Avenir Next" w:cs="Avenir Next" w:eastAsia="Avenir Next"/>
-                <w:i/>
-                <w:color w:val="1A1A1A"/>
-                <w:sz w:val="20"/>
-                <w:szCs w:val="20"/>
-              </w:rPr>
-              <w:t xml:space="preserve">w</w:t>
-            </w:r>
-            <w:r>
-              <w:rPr>
-                <w:rFonts w:ascii="Avenir Next" w:hAnsi="Avenir Next" w:cs="Avenir Next" w:eastAsia="Avenir Next"/>
-                <w:color w:val="1A1A1A"/>
-                <w:sz w:val="20"/>
-                <w:szCs w:val="20"/>
-              </w:rPr>
-              <w:t xml:space="preserve">.</w:t>
-            </w:r>
-          </w:p>
-          <w:tbl>
-            <w:tblPr>
-              <w:tblInd w:w="432" w:type="dxa"/>
-              <w:tblW w:w="9072" w:type="dxa"/>
-              <w:jc w:val="left"/>
-              <w:tblBorders>
-                <w:top w:val="nil"/>
-                <w:left w:val="nil"/>
-                <w:bottom w:val="nil"/>
-                <w:right w:val="nil"/>
-                <w:insideH w:val="nil"/>
-                <w:insideV w:val="nil"/>
-              </w:tblBorders>
-              <w:tblLayout w:type="fixed"/>
-              <w:tblCellMar>
-                <w:top w:w="40" w:type="dxa"/>
-                <w:left w:w="0" w:type="dxa"/>
-                <w:bottom w:w="40" w:type="dxa"/>
-                <w:right w:w="80" w:type="dxa"/>
-              </w:tblCellMar>
-              <w:tblLook w:val="0000" w:firstRow="0" w:lastRow="0" w:firstColumn="0" w:lastColumn="0" w:noHBand="1" w:noVBand="1"/>
-            </w:tblPr>
-            <w:tblGrid>
-              <w:gridCol w:w="4536"/>
-              <w:gridCol w:w="4536"/>
-            </w:tblGrid>
-            <w:tr>
-              <w:trPr>
-                <w:cantSplit/>
-                <w:trHeight w:val="448" w:hRule="atLeast"/>
-              </w:trPr>
-              <w:tc>
-                <w:tcPr>
-                  <w:tcW w:w="4536" w:type="dxa"/>
-                  <w:vAlign w:val="top"/>
-                </w:tcPr>
-                <w:p>
-                  <w:pPr>
-                    <w:tabs>
-                      <w:tab w:val="left" w:pos="340"/>
-                    </w:tabs>
-                    <w:spacing w:before="0" w:after="0" w:line="276" w:lineRule="auto"/>
-                    <w:ind w:left="340" w:hanging="340"/>
-                  </w:pPr>
-                  <w:r>
-                    <w:rPr>
-                      <w:rFonts w:ascii="Avenir Next" w:hAnsi="Avenir Next" w:cs="Avenir Next" w:eastAsia="Avenir Next"/>
-                      <w:b/>
-                      <w:color w:val="003A70"/>
-                      <w:sz w:val="20"/>
-                      <w:szCs w:val="20"/>
-                    </w:rPr>
-                    <w:t xml:space="preserve">a.</w:t>
-                  </w:r>
-                  <w:r>
-                    <w:rPr>
-                      <w:rFonts w:ascii="Avenir Next" w:hAnsi="Avenir Next" w:cs="Avenir Next" w:eastAsia="Avenir Next"/>
-                      <w:color w:val="1A1A1A"/>
-                      <w:sz w:val="20"/>
-                      <w:szCs w:val="20"/>
-                    </w:rPr>
-                    <w:tab/>
-                  </w:r>
-                  <w:r>
-                    <w:rPr>
-                      <w:rFonts w:ascii="Avenir Next" w:hAnsi="Avenir Next" w:cs="Avenir Next" w:eastAsia="Avenir Next"/>
-                      <w:color w:val="1A1A1A"/>
-                      <w:sz w:val="20"/>
-                      <w:szCs w:val="20"/>
-                    </w:rPr>
-                    <w:t xml:space="preserve">0.25 × </w:t>
-                  </w:r>
-                  <w:r>
-                    <w:rPr>
-                      <w:rFonts w:ascii="Avenir Next" w:hAnsi="Avenir Next" w:cs="Avenir Next" w:eastAsia="Avenir Next"/>
-                      <w:i/>
-                      <w:color w:val="1A1A1A"/>
-                      <w:sz w:val="20"/>
-                      <w:szCs w:val="20"/>
-                    </w:rPr>
-                    <w:t xml:space="preserve">w</w:t>
-                  </w:r>
-                  <w:r>
-                    <w:rPr>
-                      <w:rFonts w:ascii="Avenir Next" w:hAnsi="Avenir Next" w:cs="Avenir Next" w:eastAsia="Avenir Next"/>
-                      <w:color w:val="1A1A1A"/>
-                      <w:sz w:val="20"/>
-                      <w:szCs w:val="20"/>
-                    </w:rPr>
-                    <w:t xml:space="preserve"> = 13</w:t>
-                  </w:r>
-                  <w:r>
-                    <w:rPr>
-                      <w:rFonts w:ascii="Avenir Next" w:hAnsi="Avenir Next" w:cs="Avenir Next" w:eastAsia="Avenir Next"/>
-                      <w:color w:val="1A1A1A"/>
-                      <w:sz w:val="20"/>
-                      <w:szCs w:val="20"/>
-                    </w:rPr>
-                    <w:t xml:space="preserve">  </w:t>
-                  </w:r>
-                  <w:r>
-                    <w:rPr>
-                      <w:rFonts w:ascii="Avenir Next" w:hAnsi="Avenir Next" w:cs="Avenir Next" w:eastAsia="Avenir Next"/>
-                      <w:color w:val="1A1A1A"/>
-                      <w:sz w:val="20"/>
-                      <w:szCs w:val="20"/>
-                      <w:u w:val="single"/>
-                    </w:rPr>
-                    <w:t xml:space="preserve">              </w:t>
-                  </w:r>
-                </w:p>
-              </w:tc>
-              <w:tc>
-                <w:tcPr>
-                  <w:tcW w:w="4536" w:type="dxa"/>
-                  <w:vAlign w:val="top"/>
-                </w:tcPr>
-                <w:p>
-                  <w:pPr>
-                    <w:tabs>
-                      <w:tab w:val="left" w:pos="340"/>
-                    </w:tabs>
-                    <w:spacing w:before="0" w:after="0" w:line="276" w:lineRule="auto"/>
-                    <w:ind w:left="340" w:hanging="340"/>
-                  </w:pPr>
-                  <w:r>
-                    <w:rPr>
-                      <w:rFonts w:ascii="Avenir Next" w:hAnsi="Avenir Next" w:cs="Avenir Next" w:eastAsia="Avenir Next"/>
-                      <w:b/>
-                      <w:color w:val="003A70"/>
-                      <w:sz w:val="20"/>
-                      <w:szCs w:val="20"/>
-                    </w:rPr>
-                    <w:t xml:space="preserve">b.</w:t>
-                  </w:r>
-                  <w:r>
-                    <w:rPr>
-                      <w:rFonts w:ascii="Avenir Next" w:hAnsi="Avenir Next" w:cs="Avenir Next" w:eastAsia="Avenir Next"/>
-                      <w:color w:val="1A1A1A"/>
-                      <w:sz w:val="20"/>
-                      <w:szCs w:val="20"/>
-                    </w:rPr>
-                    <w:tab/>
-                  </w:r>
-                  <w:r>
-                    <w:rPr>
-                      <w:rFonts w:ascii="Avenir Next" w:hAnsi="Avenir Next" w:cs="Avenir Next" w:eastAsia="Avenir Next"/>
-                      <w:color w:val="1A1A1A"/>
-                      <w:sz w:val="20"/>
-                      <w:szCs w:val="20"/>
-                    </w:rPr>
-                    <w:t xml:space="preserve">0.6 × </w:t>
-                  </w:r>
-                  <w:r>
-                    <w:rPr>
-                      <w:rFonts w:ascii="Avenir Next" w:hAnsi="Avenir Next" w:cs="Avenir Next" w:eastAsia="Avenir Next"/>
-                      <w:i/>
-                      <w:color w:val="1A1A1A"/>
-                      <w:sz w:val="20"/>
-                      <w:szCs w:val="20"/>
-                    </w:rPr>
-                    <w:t xml:space="preserve">w</w:t>
-                  </w:r>
-                  <w:r>
-                    <w:rPr>
-                      <w:rFonts w:ascii="Avenir Next" w:hAnsi="Avenir Next" w:cs="Avenir Next" w:eastAsia="Avenir Next"/>
-                      <w:color w:val="1A1A1A"/>
-                      <w:sz w:val="20"/>
-                      <w:szCs w:val="20"/>
-                    </w:rPr>
-                    <w:t xml:space="preserve"> = 42</w:t>
-                  </w:r>
-                  <w:r>
-                    <w:rPr>
-                      <w:rFonts w:ascii="Avenir Next" w:hAnsi="Avenir Next" w:cs="Avenir Next" w:eastAsia="Avenir Next"/>
-                      <w:color w:val="1A1A1A"/>
-                      <w:sz w:val="20"/>
-                      <w:szCs w:val="20"/>
-                    </w:rPr>
-                    <w:t xml:space="preserve">  </w:t>
-                  </w:r>
-                  <w:r>
-                    <w:rPr>
-                      <w:rFonts w:ascii="Avenir Next" w:hAnsi="Avenir Next" w:cs="Avenir Next" w:eastAsia="Avenir Next"/>
-                      <w:color w:val="1A1A1A"/>
-                      <w:sz w:val="20"/>
-                      <w:szCs w:val="20"/>
-                      <w:u w:val="single"/>
-                    </w:rPr>
-                    <w:t xml:space="preserve">              </w:t>
                   </w:r>
                 </w:p>
               </w:tc>
@@ -3118,17 +2419,17 @@
                 <w:rFonts w:ascii="Avenir Next" w:hAnsi="Avenir Next" w:cs="Avenir Next" w:eastAsia="Avenir Next"/>
                 <w:b/>
                 <w:color w:val="1A1A1A"/>
-                <w:sz w:val="20"/>
-                <w:szCs w:val="20"/>
-              </w:rPr>
-              <w:t xml:space="preserve">2.</w:t>
-            </w:r>
-            <w:r>
-              <w:rPr>
-                <w:rFonts w:ascii="Avenir Next" w:hAnsi="Avenir Next" w:cs="Avenir Next" w:eastAsia="Avenir Next"/>
-                <w:color w:val="1A1A1A"/>
-                <w:sz w:val="20"/>
-                <w:szCs w:val="20"/>
+                <w:sz w:val="21"/>
+                <w:szCs w:val="21"/>
+              </w:rPr>
+              <w:t xml:space="preserve">3.</w:t>
+            </w:r>
+            <w:r>
+              <w:rPr>
+                <w:rFonts w:ascii="Avenir Next" w:hAnsi="Avenir Next" w:cs="Avenir Next" w:eastAsia="Avenir Next"/>
+                <w:color w:val="1A1A1A"/>
+                <w:sz w:val="21"/>
+                <w:szCs w:val="21"/>
               </w:rPr>
               <w:tab/>
             </w:r>
@@ -3136,16 +2437,49 @@
               <w:rPr>
                 <w:rFonts w:ascii="Avenir Next" w:hAnsi="Avenir Next" w:cs="Avenir Next" w:eastAsia="Avenir Next"/>
                 <w:color w:val="1A1A1A"/>
-                <w:sz w:val="20"/>
-                <w:szCs w:val="20"/>
-              </w:rPr>
-              <w:t xml:space="preserve">A bike sold for $138. That is 60% of its first price. Write an equation and find the first price.</w:t>
-            </w:r>
-          </w:p>
-          <w:p>
-            <w:pPr>
-              <w:spacing w:before="0" w:after="0" w:line="60" w:lineRule="auto"/>
-            </w:pPr>
+                <w:sz w:val="21"/>
+                <w:szCs w:val="21"/>
+              </w:rPr>
+              <w:t xml:space="preserve">Solving 16 = 0.4</w:t>
+            </w:r>
+            <w:r>
+              <w:rPr>
+                <w:rFonts w:ascii="Avenir Next" w:hAnsi="Avenir Next" w:cs="Avenir Next" w:eastAsia="Avenir Next"/>
+                <w:i/>
+                <w:color w:val="1A1A1A"/>
+                <w:sz w:val="21"/>
+                <w:szCs w:val="21"/>
+              </w:rPr>
+              <w:t xml:space="preserve">w</w:t>
+            </w:r>
+            <w:r>
+              <w:rPr>
+                <w:rFonts w:ascii="Avenir Next" w:hAnsi="Avenir Next" w:cs="Avenir Next" w:eastAsia="Avenir Next"/>
+                <w:color w:val="1A1A1A"/>
+                <w:sz w:val="21"/>
+                <w:szCs w:val="21"/>
+              </w:rPr>
+              <w:t xml:space="preserve"> gives </w:t>
+            </w:r>
+            <w:r>
+              <w:rPr>
+                <w:rFonts w:ascii="Avenir Next" w:hAnsi="Avenir Next" w:cs="Avenir Next" w:eastAsia="Avenir Next"/>
+                <w:i/>
+                <w:color w:val="1A1A1A"/>
+                <w:sz w:val="21"/>
+                <w:szCs w:val="21"/>
+              </w:rPr>
+              <w:t xml:space="preserve">w</w:t>
+            </w:r>
+            <w:r>
+              <w:rPr>
+                <w:rFonts w:ascii="Avenir Next" w:hAnsi="Avenir Next" w:cs="Avenir Next" w:eastAsia="Avenir Next"/>
+                <w:color w:val="1A1A1A"/>
+                <w:sz w:val="21"/>
+                <w:szCs w:val="21"/>
+              </w:rPr>
+              <w:t xml:space="preserve"> = —</w:t>
+            </w:r>
           </w:p>
           <w:tbl>
             <w:tblPr>
@@ -3153,48 +2487,201 @@
               <w:tblW w:w="9072" w:type="dxa"/>
               <w:jc w:val="left"/>
               <w:tblBorders>
-                <w:top w:val="single" w:sz="4" w:space="0" w:color="8A9099"/>
-                <w:left w:val="single" w:sz="4" w:space="0" w:color="8A9099"/>
-                <w:bottom w:val="single" w:sz="4" w:space="0" w:color="8A9099"/>
-                <w:right w:val="single" w:sz="4" w:space="0" w:color="8A9099"/>
+                <w:top w:val="nil"/>
+                <w:left w:val="nil"/>
+                <w:bottom w:val="nil"/>
+                <w:right w:val="nil"/>
                 <w:insideH w:val="nil"/>
                 <w:insideV w:val="nil"/>
               </w:tblBorders>
               <w:tblLayout w:type="fixed"/>
               <w:tblCellMar>
-                <w:top w:w="50" w:type="dxa"/>
-                <w:left w:w="100" w:type="dxa"/>
-                <w:bottom w:w="50" w:type="dxa"/>
-                <w:right w:w="100" w:type="dxa"/>
+                <w:top w:w="30" w:type="dxa"/>
+                <w:left w:w="0" w:type="dxa"/>
+                <w:bottom w:w="30" w:type="dxa"/>
+                <w:right w:w="80" w:type="dxa"/>
               </w:tblCellMar>
               <w:tblLook w:val="0000" w:firstRow="0" w:lastRow="0" w:firstColumn="0" w:lastColumn="0" w:noHBand="1" w:noVBand="1"/>
             </w:tblPr>
             <w:tblGrid>
-              <w:gridCol w:w="9072"/>
+              <w:gridCol w:w="2268"/>
+              <w:gridCol w:w="2268"/>
+              <w:gridCol w:w="2268"/>
+              <w:gridCol w:w="2268"/>
             </w:tblGrid>
             <w:tr>
               <w:trPr>
                 <w:cantSplit/>
-                <w:trHeight w:val="508" w:hRule="atLeast"/>
               </w:trPr>
               <w:tc>
                 <w:tcPr>
-                  <w:tcW w:w="9072" w:type="dxa"/>
+                  <w:tcW w:w="2268" w:type="dxa"/>
                   <w:vAlign w:val="top"/>
                 </w:tcPr>
                 <w:p>
                   <w:pPr>
-                    <w:spacing w:before="0" w:after="0" w:line="240" w:lineRule="auto"/>
+                    <w:tabs>
+                      <w:tab w:val="left" w:pos="340"/>
+                    </w:tabs>
+                    <w:spacing w:before="0" w:after="0" w:line="264" w:lineRule="auto"/>
+                    <w:ind w:left="340" w:hanging="340"/>
                   </w:pPr>
                   <w:r>
                     <w:rPr>
                       <w:rFonts w:ascii="Avenir Next" w:hAnsi="Avenir Next" w:cs="Avenir Next" w:eastAsia="Avenir Next"/>
-                      <w:i/>
-                      <w:color w:val="8A9099"/>
-                      <w:sz w:val="14"/>
-                      <w:szCs w:val="14"/>
-                    </w:rPr>
-                    <w:t xml:space="preserve">Show your work.</w:t>
+                      <w:b/>
+                      <w:color w:val="003A70"/>
+                      <w:sz w:val="20"/>
+                      <w:szCs w:val="20"/>
+                    </w:rPr>
+                    <w:t xml:space="preserve">A</w:t>
+                  </w:r>
+                  <w:r>
+                    <w:rPr>
+                      <w:rFonts w:ascii="Avenir Next" w:hAnsi="Avenir Next" w:cs="Avenir Next" w:eastAsia="Avenir Next"/>
+                      <w:color w:val="1A1A1A"/>
+                      <w:sz w:val="20"/>
+                      <w:szCs w:val="20"/>
+                    </w:rPr>
+                    <w:tab/>
+                  </w:r>
+                  <w:r>
+                    <w:rPr>
+                      <w:rFonts w:ascii="Avenir Next" w:hAnsi="Avenir Next" w:cs="Avenir Next" w:eastAsia="Avenir Next"/>
+                      <w:color w:val="1A1A1A"/>
+                      <w:sz w:val="20"/>
+                      <w:szCs w:val="20"/>
+                    </w:rPr>
+                    <w:t xml:space="preserve">6.4</w:t>
+                  </w:r>
+                </w:p>
+              </w:tc>
+              <w:tc>
+                <w:tcPr>
+                  <w:tcW w:w="2268" w:type="dxa"/>
+                  <w:vAlign w:val="top"/>
+                </w:tcPr>
+                <w:p>
+                  <w:pPr>
+                    <w:tabs>
+                      <w:tab w:val="left" w:pos="340"/>
+                    </w:tabs>
+                    <w:spacing w:before="0" w:after="0" w:line="264" w:lineRule="auto"/>
+                    <w:ind w:left="340" w:hanging="340"/>
+                  </w:pPr>
+                  <w:r>
+                    <w:rPr>
+                      <w:rFonts w:ascii="Avenir Next" w:hAnsi="Avenir Next" w:cs="Avenir Next" w:eastAsia="Avenir Next"/>
+                      <w:b/>
+                      <w:color w:val="003A70"/>
+                      <w:sz w:val="20"/>
+                      <w:szCs w:val="20"/>
+                    </w:rPr>
+                    <w:t xml:space="preserve">B</w:t>
+                  </w:r>
+                  <w:r>
+                    <w:rPr>
+                      <w:rFonts w:ascii="Avenir Next" w:hAnsi="Avenir Next" w:cs="Avenir Next" w:eastAsia="Avenir Next"/>
+                      <w:color w:val="1A1A1A"/>
+                      <w:sz w:val="20"/>
+                      <w:szCs w:val="20"/>
+                    </w:rPr>
+                    <w:tab/>
+                  </w:r>
+                  <w:r>
+                    <w:rPr>
+                      <w:rFonts w:ascii="Avenir Next" w:hAnsi="Avenir Next" w:cs="Avenir Next" w:eastAsia="Avenir Next"/>
+                      <w:color w:val="1A1A1A"/>
+                      <w:sz w:val="20"/>
+                      <w:szCs w:val="20"/>
+                    </w:rPr>
+                    <w:t xml:space="preserve">40</w:t>
+                  </w:r>
+                </w:p>
+              </w:tc>
+              <w:tc>
+                <w:tcPr>
+                  <w:tcW w:w="2268" w:type="dxa"/>
+                  <w:vAlign w:val="top"/>
+                </w:tcPr>
+                <w:p>
+                  <w:pPr>
+                    <w:tabs>
+                      <w:tab w:val="left" w:pos="340"/>
+                    </w:tabs>
+                    <w:spacing w:before="0" w:after="0" w:line="264" w:lineRule="auto"/>
+                    <w:ind w:left="340" w:hanging="340"/>
+                  </w:pPr>
+                  <w:r>
+                    <w:rPr>
+                      <w:rFonts w:ascii="Avenir Next" w:hAnsi="Avenir Next" w:cs="Avenir Next" w:eastAsia="Avenir Next"/>
+                      <w:b/>
+                      <w:color w:val="003A70"/>
+                      <w:sz w:val="20"/>
+                      <w:szCs w:val="20"/>
+                    </w:rPr>
+                    <w:t xml:space="preserve">C</w:t>
+                  </w:r>
+                  <w:r>
+                    <w:rPr>
+                      <w:rFonts w:ascii="Avenir Next" w:hAnsi="Avenir Next" w:cs="Avenir Next" w:eastAsia="Avenir Next"/>
+                      <w:color w:val="1A1A1A"/>
+                      <w:sz w:val="20"/>
+                      <w:szCs w:val="20"/>
+                    </w:rPr>
+                    <w:tab/>
+                  </w:r>
+                  <w:r>
+                    <w:rPr>
+                      <w:rFonts w:ascii="Avenir Next" w:hAnsi="Avenir Next" w:cs="Avenir Next" w:eastAsia="Avenir Next"/>
+                      <w:color w:val="1A1A1A"/>
+                      <w:sz w:val="20"/>
+                      <w:szCs w:val="20"/>
+                    </w:rPr>
+                    <w:t xml:space="preserve">64</w:t>
+                  </w:r>
+                </w:p>
+              </w:tc>
+              <w:tc>
+                <w:tcPr>
+                  <w:tcW w:w="2268" w:type="dxa"/>
+                  <w:vAlign w:val="top"/>
+                </w:tcPr>
+                <w:p>
+                  <w:pPr>
+                    <w:tabs>
+                      <w:tab w:val="left" w:pos="340"/>
+                    </w:tabs>
+                    <w:spacing w:before="0" w:after="0" w:line="264" w:lineRule="auto"/>
+                    <w:ind w:left="340" w:hanging="340"/>
+                  </w:pPr>
+                  <w:r>
+                    <w:rPr>
+                      <w:rFonts w:ascii="Avenir Next" w:hAnsi="Avenir Next" w:cs="Avenir Next" w:eastAsia="Avenir Next"/>
+                      <w:b/>
+                      <w:color w:val="003A70"/>
+                      <w:sz w:val="20"/>
+                      <w:szCs w:val="20"/>
+                    </w:rPr>
+                    <w:t xml:space="preserve">D</w:t>
+                  </w:r>
+                  <w:r>
+                    <w:rPr>
+                      <w:rFonts w:ascii="Avenir Next" w:hAnsi="Avenir Next" w:cs="Avenir Next" w:eastAsia="Avenir Next"/>
+                      <w:color w:val="1A1A1A"/>
+                      <w:sz w:val="20"/>
+                      <w:szCs w:val="20"/>
+                    </w:rPr>
+                    <w:tab/>
+                  </w:r>
+                  <w:r>
+                    <w:rPr>
+                      <w:rFonts w:ascii="Avenir Next" w:hAnsi="Avenir Next" w:cs="Avenir Next" w:eastAsia="Avenir Next"/>
+                      <w:color w:val="1A1A1A"/>
+                      <w:sz w:val="20"/>
+                      <w:szCs w:val="20"/>
+                    </w:rPr>
+                    <w:t xml:space="preserve">160</w:t>
                   </w:r>
                 </w:p>
               </w:tc>
@@ -3202,31 +2689,465 @@
           </w:tbl>
           <w:p>
             <w:pPr>
+              <w:spacing w:before="0" w:after="0" w:line="24" w:lineRule="auto"/>
+            </w:pPr>
+          </w:p>
+        </w:tc>
+      </w:tr>
+    </w:tbl>
+    <w:p>
+      <w:pPr>
+        <w:spacing w:before="0" w:after="0" w:line="20" w:lineRule="exact"/>
+      </w:pPr>
+    </w:p>
+    <w:p>
+      <w:pPr>
+        <w:spacing w:before="60" w:after="0" w:line="240" w:lineRule="auto"/>
+      </w:pPr>
+      <w:r>
+        <w:rPr>
+          <w:rFonts w:ascii="Avenir Next" w:hAnsi="Avenir Next" w:cs="Avenir Next" w:eastAsia="Avenir Next"/>
+          <w:b/>
+          <w:color w:val="003A70"/>
+          <w:spacing w:val="12"/>
+          <w:sz w:val="15"/>
+          <w:szCs w:val="15"/>
+        </w:rPr>
+        <w:t xml:space="preserve">HOW DID IT GO?</w:t>
+      </w:r>
+      <w:r>
+        <w:rPr>
+          <w:rFonts w:ascii="Arial" w:hAnsi="Arial" w:cs="Arial" w:eastAsia="Arial"/>
+          <w:color w:val="1A1A1A"/>
+          <w:sz w:val="22"/>
+          <w:szCs w:val="22"/>
+        </w:rPr>
+        <w:t xml:space="preserve">     □</w:t>
+      </w:r>
+      <w:r>
+        <w:rPr>
+          <w:rFonts w:ascii="Avenir Next" w:hAnsi="Avenir Next" w:cs="Avenir Next" w:eastAsia="Avenir Next"/>
+          <w:color w:val="1A1A1A"/>
+          <w:sz w:val="17"/>
+          <w:szCs w:val="17"/>
+        </w:rPr>
+        <w:t xml:space="preserve">  I got it</w:t>
+      </w:r>
+      <w:r>
+        <w:rPr>
+          <w:rFonts w:ascii="Arial" w:hAnsi="Arial" w:cs="Arial" w:eastAsia="Arial"/>
+          <w:color w:val="1A1A1A"/>
+          <w:sz w:val="22"/>
+          <w:szCs w:val="22"/>
+        </w:rPr>
+        <w:t xml:space="preserve">     □</w:t>
+      </w:r>
+      <w:r>
+        <w:rPr>
+          <w:rFonts w:ascii="Avenir Next" w:hAnsi="Avenir Next" w:cs="Avenir Next" w:eastAsia="Avenir Next"/>
+          <w:color w:val="1A1A1A"/>
+          <w:sz w:val="17"/>
+          <w:szCs w:val="17"/>
+        </w:rPr>
+        <w:t xml:space="preserve">  Almost</w:t>
+      </w:r>
+      <w:r>
+        <w:rPr>
+          <w:rFonts w:ascii="Arial" w:hAnsi="Arial" w:cs="Arial" w:eastAsia="Arial"/>
+          <w:color w:val="1A1A1A"/>
+          <w:sz w:val="22"/>
+          <w:szCs w:val="22"/>
+        </w:rPr>
+        <w:t xml:space="preserve">     □</w:t>
+      </w:r>
+      <w:r>
+        <w:rPr>
+          <w:rFonts w:ascii="Avenir Next" w:hAnsi="Avenir Next" w:cs="Avenir Next" w:eastAsia="Avenir Next"/>
+          <w:color w:val="1A1A1A"/>
+          <w:sz w:val="17"/>
+          <w:szCs w:val="17"/>
+        </w:rPr>
+        <w:t xml:space="preserve">  I need help</w:t>
+      </w:r>
+    </w:p>
+    <w:p>
+      <w:pPr>
+        <w:pBdr>
+          <w:top w:val="dashed" w:sz="6" w:space="4" w:color="8A9099"/>
+        </w:pBdr>
+        <w:spacing w:before="160" w:after="160" w:line="264" w:lineRule="auto"/>
+        <w:jc w:val="center"/>
+      </w:pPr>
+      <w:r>
+        <w:rPr>
+          <w:rFonts w:ascii="Avenir Next" w:hAnsi="Avenir Next" w:cs="Avenir Next" w:eastAsia="Avenir Next"/>
+          <w:i/>
+          <w:color w:val="8A9099"/>
+          <w:sz w:val="14"/>
+          <w:szCs w:val="14"/>
+        </w:rPr>
+        <w:t xml:space="preserve">cut here</w:t>
+      </w:r>
+    </w:p>
+    <w:p>
+      <w:pPr>
+        <w:tabs>
+          <w:tab w:val="left" w:pos="5200"/>
+          <w:tab w:val="right" w:leader="underscore" w:pos="9504"/>
+        </w:tabs>
+        <w:spacing w:before="0" w:after="30" w:line="264" w:lineRule="auto"/>
+      </w:pPr>
+      <w:r>
+        <w:rPr>
+          <w:rFonts w:ascii="Avenir Next" w:hAnsi="Avenir Next" w:cs="Avenir Next" w:eastAsia="Avenir Next"/>
+          <w:b/>
+          <w:color w:val="003A70"/>
+          <w:spacing w:val="12"/>
+          <w:sz w:val="16"/>
+          <w:szCs w:val="16"/>
+        </w:rPr>
+        <w:t xml:space="preserve">EXIT TICKET  ·  LESSON 4-5  ·  SESSION 2</w:t>
+      </w:r>
+      <w:r>
+        <w:rPr>
+          <w:rFonts w:ascii="Avenir Next" w:hAnsi="Avenir Next" w:cs="Avenir Next" w:eastAsia="Avenir Next"/>
+          <w:color w:val="1A1A1A"/>
+          <w:sz w:val="18"/>
+          <w:szCs w:val="18"/>
+        </w:rPr>
+        <w:tab/>
+      </w:r>
+      <w:r>
+        <w:rPr>
+          <w:rFonts w:ascii="Avenir Next" w:hAnsi="Avenir Next" w:cs="Avenir Next" w:eastAsia="Avenir Next"/>
+          <w:color w:val="1A1A1A"/>
+          <w:sz w:val="18"/>
+          <w:szCs w:val="18"/>
+        </w:rPr>
+        <w:t xml:space="preserve">Name</w:t>
+      </w:r>
+      <w:r>
+        <w:rPr>
+          <w:rFonts w:ascii="Avenir Next" w:hAnsi="Avenir Next" w:cs="Avenir Next" w:eastAsia="Avenir Next"/>
+          <w:color w:val="1A1A1A"/>
+          <w:sz w:val="18"/>
+          <w:szCs w:val="18"/>
+        </w:rPr>
+        <w:tab/>
+      </w:r>
+    </w:p>
+    <w:p>
+      <w:pPr>
+        <w:pBdr>
+          <w:bottom w:val="single" w:sz="4" w:space="4" w:color="C9CDD2"/>
+        </w:pBdr>
+        <w:spacing w:before="0" w:after="40" w:line="240" w:lineRule="auto"/>
+      </w:pPr>
+      <w:r>
+        <w:rPr>
+          <w:rFonts w:ascii="Avenir Next" w:hAnsi="Avenir Next" w:cs="Avenir Next" w:eastAsia="Avenir Next"/>
+          <w:b/>
+          <w:color w:val="1A1A1A"/>
+          <w:sz w:val="26"/>
+          <w:szCs w:val="26"/>
+        </w:rPr>
+        <w:t xml:space="preserve">Solve for the Whole</w:t>
+      </w:r>
+    </w:p>
+    <w:p>
+      <w:pPr>
+        <w:spacing w:before="0" w:after="0" w:line="20" w:lineRule="exact"/>
+      </w:pPr>
+    </w:p>
+    <w:tbl>
+      <w:tblPr>
+        <w:tblW w:w="9504" w:type="dxa"/>
+        <w:jc w:val="left"/>
+        <w:tblBorders>
+          <w:top w:val="nil"/>
+          <w:left w:val="nil"/>
+          <w:bottom w:val="nil"/>
+          <w:right w:val="nil"/>
+          <w:insideH w:val="nil"/>
+          <w:insideV w:val="nil"/>
+        </w:tblBorders>
+        <w:tblLayout w:type="fixed"/>
+        <w:tblCellMar>
+          <w:top w:w="0" w:type="dxa"/>
+          <w:left w:w="0" w:type="dxa"/>
+          <w:bottom w:w="0" w:type="dxa"/>
+          <w:right w:w="0" w:type="dxa"/>
+        </w:tblCellMar>
+        <w:tblLook w:val="0000" w:firstRow="0" w:lastRow="0" w:firstColumn="0" w:lastColumn="0" w:noHBand="1" w:noVBand="1"/>
+      </w:tblPr>
+      <w:tblGrid>
+        <w:gridCol w:w="9504"/>
+      </w:tblGrid>
+      <w:tr>
+        <w:trPr>
+          <w:cantSplit/>
+        </w:trPr>
+        <w:tc>
+          <w:tcPr>
+            <w:tcW w:w="9504" w:type="dxa"/>
+            <w:vAlign w:val="top"/>
+          </w:tcPr>
+          <w:p>
+            <w:pPr>
+              <w:keepNext/>
               <w:tabs>
-                <w:tab w:val="right" w:leader="underscore" w:pos="9504"/>
+                <w:tab w:val="left" w:pos="432"/>
               </w:tabs>
-              <w:spacing w:before="90" w:after="40" w:line="264" w:lineRule="auto"/>
-              <w:ind w:left="432"/>
+              <w:spacing w:before="90" w:after="40" w:line="268" w:lineRule="auto"/>
+              <w:ind w:left="432" w:hanging="432"/>
             </w:pPr>
             <w:r>
               <w:rPr>
                 <w:rFonts w:ascii="Avenir Next" w:hAnsi="Avenir Next" w:cs="Avenir Next" w:eastAsia="Avenir Next"/>
                 <w:b/>
                 <w:color w:val="1A1A1A"/>
-                <w:sz w:val="18"/>
-                <w:szCs w:val="18"/>
-              </w:rPr>
-              <w:t xml:space="preserve">Equation, price</w:t>
-            </w:r>
-            <w:r>
-              <w:rPr>
-                <w:rFonts w:ascii="Avenir Next" w:hAnsi="Avenir Next" w:cs="Avenir Next" w:eastAsia="Avenir Next"/>
-                <w:color w:val="1A1A1A"/>
-                <w:sz w:val="18"/>
-                <w:szCs w:val="18"/>
+                <w:sz w:val="21"/>
+                <w:szCs w:val="21"/>
+              </w:rPr>
+              <w:t xml:space="preserve">1.</w:t>
+            </w:r>
+            <w:r>
+              <w:rPr>
+                <w:rFonts w:ascii="Avenir Next" w:hAnsi="Avenir Next" w:cs="Avenir Next" w:eastAsia="Avenir Next"/>
+                <w:color w:val="1A1A1A"/>
+                <w:sz w:val="21"/>
+                <w:szCs w:val="21"/>
               </w:rPr>
               <w:tab/>
             </w:r>
+            <w:r>
+              <w:rPr>
+                <w:rFonts w:ascii="Avenir Next" w:hAnsi="Avenir Next" w:cs="Avenir Next" w:eastAsia="Avenir Next"/>
+                <w:color w:val="1A1A1A"/>
+                <w:sz w:val="21"/>
+                <w:szCs w:val="21"/>
+              </w:rPr>
+              <w:t xml:space="preserve">Solve each equation for </w:t>
+            </w:r>
+            <w:r>
+              <w:rPr>
+                <w:rFonts w:ascii="Avenir Next" w:hAnsi="Avenir Next" w:cs="Avenir Next" w:eastAsia="Avenir Next"/>
+                <w:i/>
+                <w:color w:val="1A1A1A"/>
+                <w:sz w:val="21"/>
+                <w:szCs w:val="21"/>
+              </w:rPr>
+              <w:t xml:space="preserve">w</w:t>
+            </w:r>
+            <w:r>
+              <w:rPr>
+                <w:rFonts w:ascii="Avenir Next" w:hAnsi="Avenir Next" w:cs="Avenir Next" w:eastAsia="Avenir Next"/>
+                <w:color w:val="1A1A1A"/>
+                <w:sz w:val="21"/>
+                <w:szCs w:val="21"/>
+              </w:rPr>
+              <w:t xml:space="preserve">.</w:t>
+            </w:r>
+          </w:p>
+          <w:tbl>
+            <w:tblPr>
+              <w:tblInd w:w="432" w:type="dxa"/>
+              <w:tblW w:w="9072" w:type="dxa"/>
+              <w:jc w:val="left"/>
+              <w:tblBorders>
+                <w:top w:val="nil"/>
+                <w:left w:val="nil"/>
+                <w:bottom w:val="nil"/>
+                <w:right w:val="nil"/>
+                <w:insideH w:val="nil"/>
+                <w:insideV w:val="nil"/>
+              </w:tblBorders>
+              <w:tblLayout w:type="fixed"/>
+              <w:tblCellMar>
+                <w:top w:w="40" w:type="dxa"/>
+                <w:left w:w="0" w:type="dxa"/>
+                <w:bottom w:w="40" w:type="dxa"/>
+                <w:right w:w="80" w:type="dxa"/>
+              </w:tblCellMar>
+              <w:tblLook w:val="0000" w:firstRow="0" w:lastRow="0" w:firstColumn="0" w:lastColumn="0" w:noHBand="1" w:noVBand="1"/>
+            </w:tblPr>
+            <w:tblGrid>
+              <w:gridCol w:w="4536"/>
+              <w:gridCol w:w="4536"/>
+            </w:tblGrid>
+            <w:tr>
+              <w:trPr>
+                <w:cantSplit/>
+                <w:trHeight w:val="448" w:hRule="atLeast"/>
+              </w:trPr>
+              <w:tc>
+                <w:tcPr>
+                  <w:tcW w:w="4536" w:type="dxa"/>
+                  <w:vAlign w:val="top"/>
+                </w:tcPr>
+                <w:p>
+                  <w:pPr>
+                    <w:tabs>
+                      <w:tab w:val="left" w:pos="340"/>
+                    </w:tabs>
+                    <w:spacing w:before="0" w:after="0" w:line="276" w:lineRule="auto"/>
+                    <w:ind w:left="340" w:hanging="340"/>
+                  </w:pPr>
+                  <w:r>
+                    <w:rPr>
+                      <w:rFonts w:ascii="Avenir Next" w:hAnsi="Avenir Next" w:cs="Avenir Next" w:eastAsia="Avenir Next"/>
+                      <w:b/>
+                      <w:color w:val="003A70"/>
+                      <w:sz w:val="21"/>
+                      <w:szCs w:val="21"/>
+                    </w:rPr>
+                    <w:t xml:space="preserve">a.</w:t>
+                  </w:r>
+                  <w:r>
+                    <w:rPr>
+                      <w:rFonts w:ascii="Avenir Next" w:hAnsi="Avenir Next" w:cs="Avenir Next" w:eastAsia="Avenir Next"/>
+                      <w:color w:val="1A1A1A"/>
+                      <w:sz w:val="21"/>
+                      <w:szCs w:val="21"/>
+                    </w:rPr>
+                    <w:tab/>
+                  </w:r>
+                  <w:r>
+                    <w:rPr>
+                      <w:rFonts w:ascii="Avenir Next" w:hAnsi="Avenir Next" w:cs="Avenir Next" w:eastAsia="Avenir Next"/>
+                      <w:color w:val="1A1A1A"/>
+                      <w:sz w:val="21"/>
+                      <w:szCs w:val="21"/>
+                    </w:rPr>
+                    <w:t xml:space="preserve">0.25 × </w:t>
+                  </w:r>
+                  <w:r>
+                    <w:rPr>
+                      <w:rFonts w:ascii="Avenir Next" w:hAnsi="Avenir Next" w:cs="Avenir Next" w:eastAsia="Avenir Next"/>
+                      <w:i/>
+                      <w:color w:val="1A1A1A"/>
+                      <w:sz w:val="21"/>
+                      <w:szCs w:val="21"/>
+                    </w:rPr>
+                    <w:t xml:space="preserve">w</w:t>
+                  </w:r>
+                  <w:r>
+                    <w:rPr>
+                      <w:rFonts w:ascii="Avenir Next" w:hAnsi="Avenir Next" w:cs="Avenir Next" w:eastAsia="Avenir Next"/>
+                      <w:color w:val="1A1A1A"/>
+                      <w:sz w:val="21"/>
+                      <w:szCs w:val="21"/>
+                    </w:rPr>
+                    <w:t xml:space="preserve"> = 13</w:t>
+                  </w:r>
+                  <w:r>
+                    <w:rPr>
+                      <w:rFonts w:ascii="Avenir Next" w:hAnsi="Avenir Next" w:cs="Avenir Next" w:eastAsia="Avenir Next"/>
+                      <w:color w:val="1A1A1A"/>
+                      <w:sz w:val="21"/>
+                      <w:szCs w:val="21"/>
+                    </w:rPr>
+                    <w:t xml:space="preserve">  </w:t>
+                  </w:r>
+                  <w:r>
+                    <w:rPr>
+                      <w:rFonts w:ascii="Avenir Next" w:hAnsi="Avenir Next" w:cs="Avenir Next" w:eastAsia="Avenir Next"/>
+                      <w:color w:val="1A1A1A"/>
+                      <w:sz w:val="21"/>
+                      <w:szCs w:val="21"/>
+                      <w:u w:val="single"/>
+                    </w:rPr>
+                    <w:t xml:space="preserve">              </w:t>
+                  </w:r>
+                </w:p>
+              </w:tc>
+              <w:tc>
+                <w:tcPr>
+                  <w:tcW w:w="4536" w:type="dxa"/>
+                  <w:vAlign w:val="top"/>
+                </w:tcPr>
+                <w:p>
+                  <w:pPr>
+                    <w:tabs>
+                      <w:tab w:val="left" w:pos="340"/>
+                    </w:tabs>
+                    <w:spacing w:before="0" w:after="0" w:line="276" w:lineRule="auto"/>
+                    <w:ind w:left="340" w:hanging="340"/>
+                  </w:pPr>
+                  <w:r>
+                    <w:rPr>
+                      <w:rFonts w:ascii="Avenir Next" w:hAnsi="Avenir Next" w:cs="Avenir Next" w:eastAsia="Avenir Next"/>
+                      <w:b/>
+                      <w:color w:val="003A70"/>
+                      <w:sz w:val="21"/>
+                      <w:szCs w:val="21"/>
+                    </w:rPr>
+                    <w:t xml:space="preserve">b.</w:t>
+                  </w:r>
+                  <w:r>
+                    <w:rPr>
+                      <w:rFonts w:ascii="Avenir Next" w:hAnsi="Avenir Next" w:cs="Avenir Next" w:eastAsia="Avenir Next"/>
+                      <w:color w:val="1A1A1A"/>
+                      <w:sz w:val="21"/>
+                      <w:szCs w:val="21"/>
+                    </w:rPr>
+                    <w:tab/>
+                  </w:r>
+                  <w:r>
+                    <w:rPr>
+                      <w:rFonts w:ascii="Avenir Next" w:hAnsi="Avenir Next" w:cs="Avenir Next" w:eastAsia="Avenir Next"/>
+                      <w:color w:val="1A1A1A"/>
+                      <w:sz w:val="21"/>
+                      <w:szCs w:val="21"/>
+                    </w:rPr>
+                    <w:t xml:space="preserve">0.6 × </w:t>
+                  </w:r>
+                  <w:r>
+                    <w:rPr>
+                      <w:rFonts w:ascii="Avenir Next" w:hAnsi="Avenir Next" w:cs="Avenir Next" w:eastAsia="Avenir Next"/>
+                      <w:i/>
+                      <w:color w:val="1A1A1A"/>
+                      <w:sz w:val="21"/>
+                      <w:szCs w:val="21"/>
+                    </w:rPr>
+                    <w:t xml:space="preserve">w</w:t>
+                  </w:r>
+                  <w:r>
+                    <w:rPr>
+                      <w:rFonts w:ascii="Avenir Next" w:hAnsi="Avenir Next" w:cs="Avenir Next" w:eastAsia="Avenir Next"/>
+                      <w:color w:val="1A1A1A"/>
+                      <w:sz w:val="21"/>
+                      <w:szCs w:val="21"/>
+                    </w:rPr>
+                    <w:t xml:space="preserve"> = 42</w:t>
+                  </w:r>
+                  <w:r>
+                    <w:rPr>
+                      <w:rFonts w:ascii="Avenir Next" w:hAnsi="Avenir Next" w:cs="Avenir Next" w:eastAsia="Avenir Next"/>
+                      <w:color w:val="1A1A1A"/>
+                      <w:sz w:val="21"/>
+                      <w:szCs w:val="21"/>
+                    </w:rPr>
+                    <w:t xml:space="preserve">  </w:t>
+                  </w:r>
+                  <w:r>
+                    <w:rPr>
+                      <w:rFonts w:ascii="Avenir Next" w:hAnsi="Avenir Next" w:cs="Avenir Next" w:eastAsia="Avenir Next"/>
+                      <w:color w:val="1A1A1A"/>
+                      <w:sz w:val="21"/>
+                      <w:szCs w:val="21"/>
+                      <w:u w:val="single"/>
+                    </w:rPr>
+                    <w:t xml:space="preserve">              </w:t>
+                  </w:r>
+                </w:p>
+              </w:tc>
+            </w:tr>
+          </w:tbl>
+          <w:p>
+            <w:pPr>
+              <w:spacing w:before="0" w:after="0" w:line="24" w:lineRule="auto"/>
+            </w:pPr>
           </w:p>
         </w:tc>
       </w:tr>
@@ -3288,8 +3209,269 @@
                 <w:rFonts w:ascii="Avenir Next" w:hAnsi="Avenir Next" w:cs="Avenir Next" w:eastAsia="Avenir Next"/>
                 <w:b/>
                 <w:color w:val="1A1A1A"/>
-                <w:sz w:val="20"/>
-                <w:szCs w:val="20"/>
+                <w:sz w:val="21"/>
+                <w:szCs w:val="21"/>
+              </w:rPr>
+              <w:t xml:space="preserve">2.</w:t>
+            </w:r>
+            <w:r>
+              <w:rPr>
+                <w:rFonts w:ascii="Avenir Next" w:hAnsi="Avenir Next" w:cs="Avenir Next" w:eastAsia="Avenir Next"/>
+                <w:color w:val="1A1A1A"/>
+                <w:sz w:val="21"/>
+                <w:szCs w:val="21"/>
+              </w:rPr>
+              <w:tab/>
+            </w:r>
+            <w:r>
+              <w:rPr>
+                <w:rFonts w:ascii="Avenir Next" w:hAnsi="Avenir Next" w:cs="Avenir Next" w:eastAsia="Avenir Next"/>
+                <w:color w:val="1A1A1A"/>
+                <w:sz w:val="21"/>
+                <w:szCs w:val="21"/>
+              </w:rPr>
+              <w:t xml:space="preserve">A bike sold for $138. That is 60% of its first price.</w:t>
+            </w:r>
+          </w:p>
+          <w:p>
+            <w:pPr>
+              <w:keepNext/>
+              <w:tabs>
+                <w:tab w:val="left" w:pos="772"/>
+              </w:tabs>
+              <w:spacing w:before="0" w:after="60" w:line="276" w:lineRule="auto"/>
+              <w:ind w:left="772" w:hanging="340"/>
+            </w:pPr>
+            <w:r>
+              <w:rPr>
+                <w:rFonts w:ascii="Avenir Next" w:hAnsi="Avenir Next" w:cs="Avenir Next" w:eastAsia="Avenir Next"/>
+                <w:b/>
+                <w:color w:val="003A70"/>
+                <w:sz w:val="21"/>
+                <w:szCs w:val="21"/>
+              </w:rPr>
+              <w:t xml:space="preserve">a.</w:t>
+            </w:r>
+            <w:r>
+              <w:rPr>
+                <w:rFonts w:ascii="Avenir Next" w:hAnsi="Avenir Next" w:cs="Avenir Next" w:eastAsia="Avenir Next"/>
+                <w:color w:val="1A1A1A"/>
+                <w:sz w:val="21"/>
+                <w:szCs w:val="21"/>
+              </w:rPr>
+              <w:tab/>
+            </w:r>
+            <w:r>
+              <w:rPr>
+                <w:rFonts w:ascii="Avenir Next" w:hAnsi="Avenir Next" w:cs="Avenir Next" w:eastAsia="Avenir Next"/>
+                <w:color w:val="1A1A1A"/>
+                <w:sz w:val="21"/>
+                <w:szCs w:val="21"/>
+              </w:rPr>
+              <w:t xml:space="preserve">Write an equation:</w:t>
+            </w:r>
+            <w:r>
+              <w:rPr>
+                <w:rFonts w:ascii="Avenir Next" w:hAnsi="Avenir Next" w:cs="Avenir Next" w:eastAsia="Avenir Next"/>
+                <w:color w:val="1A1A1A"/>
+                <w:sz w:val="21"/>
+                <w:szCs w:val="21"/>
+              </w:rPr>
+              <w:t xml:space="preserve">  </w:t>
+            </w:r>
+            <w:r>
+              <w:rPr>
+                <w:rFonts w:ascii="Avenir Next" w:hAnsi="Avenir Next" w:cs="Avenir Next" w:eastAsia="Avenir Next"/>
+                <w:color w:val="1A1A1A"/>
+                <w:sz w:val="21"/>
+                <w:szCs w:val="21"/>
+                <w:u w:val="single"/>
+              </w:rPr>
+              <w:t xml:space="preserve">                      </w:t>
+            </w:r>
+          </w:p>
+          <w:p>
+            <w:pPr>
+              <w:keepNext/>
+              <w:tabs>
+                <w:tab w:val="left" w:pos="772"/>
+              </w:tabs>
+              <w:spacing w:before="0" w:after="60" w:line="276" w:lineRule="auto"/>
+              <w:ind w:left="772" w:hanging="340"/>
+            </w:pPr>
+            <w:r>
+              <w:rPr>
+                <w:rFonts w:ascii="Avenir Next" w:hAnsi="Avenir Next" w:cs="Avenir Next" w:eastAsia="Avenir Next"/>
+                <w:b/>
+                <w:color w:val="003A70"/>
+                <w:sz w:val="21"/>
+                <w:szCs w:val="21"/>
+              </w:rPr>
+              <w:t xml:space="preserve">b.</w:t>
+            </w:r>
+            <w:r>
+              <w:rPr>
+                <w:rFonts w:ascii="Avenir Next" w:hAnsi="Avenir Next" w:cs="Avenir Next" w:eastAsia="Avenir Next"/>
+                <w:color w:val="1A1A1A"/>
+                <w:sz w:val="21"/>
+                <w:szCs w:val="21"/>
+              </w:rPr>
+              <w:tab/>
+            </w:r>
+            <w:r>
+              <w:rPr>
+                <w:rFonts w:ascii="Avenir Next" w:hAnsi="Avenir Next" w:cs="Avenir Next" w:eastAsia="Avenir Next"/>
+                <w:color w:val="1A1A1A"/>
+                <w:sz w:val="21"/>
+                <w:szCs w:val="21"/>
+              </w:rPr>
+              <w:t xml:space="preserve">First price: $</w:t>
+            </w:r>
+            <w:r>
+              <w:rPr>
+                <w:rFonts w:ascii="Avenir Next" w:hAnsi="Avenir Next" w:cs="Avenir Next" w:eastAsia="Avenir Next"/>
+                <w:color w:val="1A1A1A"/>
+                <w:sz w:val="21"/>
+                <w:szCs w:val="21"/>
+              </w:rPr>
+              <w:t xml:space="preserve">  </w:t>
+            </w:r>
+            <w:r>
+              <w:rPr>
+                <w:rFonts w:ascii="Avenir Next" w:hAnsi="Avenir Next" w:cs="Avenir Next" w:eastAsia="Avenir Next"/>
+                <w:color w:val="1A1A1A"/>
+                <w:sz w:val="21"/>
+                <w:szCs w:val="21"/>
+                <w:u w:val="single"/>
+              </w:rPr>
+              <w:t xml:space="preserve">                      </w:t>
+            </w:r>
+          </w:p>
+          <w:p>
+            <w:pPr>
+              <w:spacing w:before="0" w:after="0" w:line="60" w:lineRule="auto"/>
+            </w:pPr>
+          </w:p>
+          <w:tbl>
+            <w:tblPr>
+              <w:tblInd w:w="432" w:type="dxa"/>
+              <w:tblW w:w="9072" w:type="dxa"/>
+              <w:jc w:val="left"/>
+              <w:tblBorders>
+                <w:top w:val="single" w:sz="4" w:space="0" w:color="8A9099"/>
+                <w:left w:val="single" w:sz="4" w:space="0" w:color="8A9099"/>
+                <w:bottom w:val="single" w:sz="4" w:space="0" w:color="8A9099"/>
+                <w:right w:val="single" w:sz="4" w:space="0" w:color="8A9099"/>
+                <w:insideH w:val="nil"/>
+                <w:insideV w:val="nil"/>
+              </w:tblBorders>
+              <w:tblLayout w:type="fixed"/>
+              <w:tblCellMar>
+                <w:top w:w="50" w:type="dxa"/>
+                <w:left w:w="100" w:type="dxa"/>
+                <w:bottom w:w="50" w:type="dxa"/>
+                <w:right w:w="100" w:type="dxa"/>
+              </w:tblCellMar>
+              <w:tblLook w:val="0000" w:firstRow="0" w:lastRow="0" w:firstColumn="0" w:lastColumn="0" w:noHBand="1" w:noVBand="1"/>
+            </w:tblPr>
+            <w:tblGrid>
+              <w:gridCol w:w="9072"/>
+            </w:tblGrid>
+            <w:tr>
+              <w:trPr>
+                <w:cantSplit/>
+                <w:trHeight w:val="620" w:hRule="atLeast"/>
+              </w:trPr>
+              <w:tc>
+                <w:tcPr>
+                  <w:tcW w:w="9072" w:type="dxa"/>
+                  <w:vAlign w:val="top"/>
+                </w:tcPr>
+                <w:p>
+                  <w:pPr>
+                    <w:spacing w:before="0" w:after="0" w:line="240" w:lineRule="auto"/>
+                  </w:pPr>
+                  <w:r>
+                    <w:rPr>
+                      <w:rFonts w:ascii="Avenir Next" w:hAnsi="Avenir Next" w:cs="Avenir Next" w:eastAsia="Avenir Next"/>
+                      <w:i/>
+                      <w:color w:val="8A9099"/>
+                      <w:sz w:val="14"/>
+                      <w:szCs w:val="14"/>
+                    </w:rPr>
+                    <w:t xml:space="preserve">Show your work.</w:t>
+                  </w:r>
+                </w:p>
+              </w:tc>
+            </w:tr>
+          </w:tbl>
+          <w:p>
+            <w:pPr>
+              <w:spacing w:before="0" w:after="0" w:line="24" w:lineRule="auto"/>
+            </w:pPr>
+          </w:p>
+        </w:tc>
+      </w:tr>
+    </w:tbl>
+    <w:p>
+      <w:pPr>
+        <w:spacing w:before="0" w:after="0" w:line="20" w:lineRule="exact"/>
+      </w:pPr>
+    </w:p>
+    <w:p>
+      <w:pPr>
+        <w:spacing w:before="0" w:after="0" w:line="20" w:lineRule="exact"/>
+      </w:pPr>
+    </w:p>
+    <w:tbl>
+      <w:tblPr>
+        <w:tblW w:w="9504" w:type="dxa"/>
+        <w:jc w:val="left"/>
+        <w:tblBorders>
+          <w:top w:val="nil"/>
+          <w:left w:val="nil"/>
+          <w:bottom w:val="nil"/>
+          <w:right w:val="nil"/>
+          <w:insideH w:val="nil"/>
+          <w:insideV w:val="nil"/>
+        </w:tblBorders>
+        <w:tblLayout w:type="fixed"/>
+        <w:tblCellMar>
+          <w:top w:w="0" w:type="dxa"/>
+          <w:left w:w="0" w:type="dxa"/>
+          <w:bottom w:w="0" w:type="dxa"/>
+          <w:right w:w="0" w:type="dxa"/>
+        </w:tblCellMar>
+        <w:tblLook w:val="0000" w:firstRow="0" w:lastRow="0" w:firstColumn="0" w:lastColumn="0" w:noHBand="1" w:noVBand="1"/>
+      </w:tblPr>
+      <w:tblGrid>
+        <w:gridCol w:w="9504"/>
+      </w:tblGrid>
+      <w:tr>
+        <w:trPr>
+          <w:cantSplit/>
+        </w:trPr>
+        <w:tc>
+          <w:tcPr>
+            <w:tcW w:w="9504" w:type="dxa"/>
+            <w:vAlign w:val="top"/>
+          </w:tcPr>
+          <w:p>
+            <w:pPr>
+              <w:keepNext/>
+              <w:tabs>
+                <w:tab w:val="left" w:pos="432"/>
+              </w:tabs>
+              <w:spacing w:before="90" w:after="40" w:line="268" w:lineRule="auto"/>
+              <w:ind w:left="432" w:hanging="432"/>
+            </w:pPr>
+            <w:r>
+              <w:rPr>
+                <w:rFonts w:ascii="Avenir Next" w:hAnsi="Avenir Next" w:cs="Avenir Next" w:eastAsia="Avenir Next"/>
+                <w:b/>
+                <w:color w:val="1A1A1A"/>
+                <w:sz w:val="21"/>
+                <w:szCs w:val="21"/>
               </w:rPr>
               <w:t xml:space="preserve">3.</w:t>
             </w:r>
@@ -3297,8 +3479,8 @@
               <w:rPr>
                 <w:rFonts w:ascii="Avenir Next" w:hAnsi="Avenir Next" w:cs="Avenir Next" w:eastAsia="Avenir Next"/>
                 <w:color w:val="1A1A1A"/>
-                <w:sz w:val="20"/>
-                <w:szCs w:val="20"/>
+                <w:sz w:val="21"/>
+                <w:szCs w:val="21"/>
               </w:rPr>
               <w:tab/>
             </w:r>
@@ -3306,8 +3488,8 @@
               <w:rPr>
                 <w:rFonts w:ascii="Avenir Next" w:hAnsi="Avenir Next" w:cs="Avenir Next" w:eastAsia="Avenir Next"/>
                 <w:color w:val="1A1A1A"/>
-                <w:sz w:val="20"/>
-                <w:szCs w:val="20"/>
+                <w:sz w:val="21"/>
+                <w:szCs w:val="21"/>
               </w:rPr>
               <w:t xml:space="preserve">Solving 16 = 0.4</w:t>
             </w:r>
@@ -3316,8 +3498,8 @@
                 <w:rFonts w:ascii="Avenir Next" w:hAnsi="Avenir Next" w:cs="Avenir Next" w:eastAsia="Avenir Next"/>
                 <w:i/>
                 <w:color w:val="1A1A1A"/>
-                <w:sz w:val="20"/>
-                <w:szCs w:val="20"/>
+                <w:sz w:val="21"/>
+                <w:szCs w:val="21"/>
               </w:rPr>
               <w:t xml:space="preserve">w</w:t>
             </w:r>
@@ -3325,8 +3507,8 @@
               <w:rPr>
                 <w:rFonts w:ascii="Avenir Next" w:hAnsi="Avenir Next" w:cs="Avenir Next" w:eastAsia="Avenir Next"/>
                 <w:color w:val="1A1A1A"/>
-                <w:sz w:val="20"/>
-                <w:szCs w:val="20"/>
+                <w:sz w:val="21"/>
+                <w:szCs w:val="21"/>
               </w:rPr>
               <w:t xml:space="preserve"> gives </w:t>
             </w:r>
@@ -3335,8 +3517,8 @@
                 <w:rFonts w:ascii="Avenir Next" w:hAnsi="Avenir Next" w:cs="Avenir Next" w:eastAsia="Avenir Next"/>
                 <w:i/>
                 <w:color w:val="1A1A1A"/>
-                <w:sz w:val="20"/>
-                <w:szCs w:val="20"/>
+                <w:sz w:val="21"/>
+                <w:szCs w:val="21"/>
               </w:rPr>
               <w:t xml:space="preserve">w</w:t>
             </w:r>
@@ -3344,8 +3526,8 @@
               <w:rPr>
                 <w:rFonts w:ascii="Avenir Next" w:hAnsi="Avenir Next" w:cs="Avenir Next" w:eastAsia="Avenir Next"/>
                 <w:color w:val="1A1A1A"/>
-                <w:sz w:val="20"/>
-                <w:szCs w:val="20"/>
+                <w:sz w:val="21"/>
+                <w:szCs w:val="21"/>
               </w:rPr>
               <w:t xml:space="preserve"> = —</w:t>
             </w:r>
@@ -3400,8 +3582,8 @@
                       <w:rFonts w:ascii="Avenir Next" w:hAnsi="Avenir Next" w:cs="Avenir Next" w:eastAsia="Avenir Next"/>
                       <w:b/>
                       <w:color w:val="003A70"/>
-                      <w:sz w:val="19"/>
-                      <w:szCs w:val="19"/>
+                      <w:sz w:val="20"/>
+                      <w:szCs w:val="20"/>
                     </w:rPr>
                     <w:t xml:space="preserve">A</w:t>
                   </w:r>
@@ -3409,8 +3591,8 @@
                     <w:rPr>
                       <w:rFonts w:ascii="Avenir Next" w:hAnsi="Avenir Next" w:cs="Avenir Next" w:eastAsia="Avenir Next"/>
                       <w:color w:val="1A1A1A"/>
-                      <w:sz w:val="19"/>
-                      <w:szCs w:val="19"/>
+                      <w:sz w:val="20"/>
+                      <w:szCs w:val="20"/>
                     </w:rPr>
                     <w:tab/>
                   </w:r>
@@ -3418,8 +3600,8 @@
                     <w:rPr>
                       <w:rFonts w:ascii="Avenir Next" w:hAnsi="Avenir Next" w:cs="Avenir Next" w:eastAsia="Avenir Next"/>
                       <w:color w:val="1A1A1A"/>
-                      <w:sz w:val="19"/>
-                      <w:szCs w:val="19"/>
+                      <w:sz w:val="20"/>
+                      <w:szCs w:val="20"/>
                     </w:rPr>
                     <w:t xml:space="preserve">6.4</w:t>
                   </w:r>
@@ -3443,8 +3625,8 @@
                       <w:rFonts w:ascii="Avenir Next" w:hAnsi="Avenir Next" w:cs="Avenir Next" w:eastAsia="Avenir Next"/>
                       <w:b/>
                       <w:color w:val="003A70"/>
-                      <w:sz w:val="19"/>
-                      <w:szCs w:val="19"/>
+                      <w:sz w:val="20"/>
+                      <w:szCs w:val="20"/>
                     </w:rPr>
                     <w:t xml:space="preserve">B</w:t>
                   </w:r>
@@ -3452,8 +3634,8 @@
                     <w:rPr>
                       <w:rFonts w:ascii="Avenir Next" w:hAnsi="Avenir Next" w:cs="Avenir Next" w:eastAsia="Avenir Next"/>
                       <w:color w:val="1A1A1A"/>
-                      <w:sz w:val="19"/>
-                      <w:szCs w:val="19"/>
+                      <w:sz w:val="20"/>
+                      <w:szCs w:val="20"/>
                     </w:rPr>
                     <w:tab/>
                   </w:r>
@@ -3461,8 +3643,8 @@
                     <w:rPr>
                       <w:rFonts w:ascii="Avenir Next" w:hAnsi="Avenir Next" w:cs="Avenir Next" w:eastAsia="Avenir Next"/>
                       <w:color w:val="1A1A1A"/>
-                      <w:sz w:val="19"/>
-                      <w:szCs w:val="19"/>
+                      <w:sz w:val="20"/>
+                      <w:szCs w:val="20"/>
                     </w:rPr>
                     <w:t xml:space="preserve">40</w:t>
                   </w:r>
@@ -3486,8 +3668,8 @@
                       <w:rFonts w:ascii="Avenir Next" w:hAnsi="Avenir Next" w:cs="Avenir Next" w:eastAsia="Avenir Next"/>
                       <w:b/>
                       <w:color w:val="003A70"/>
-                      <w:sz w:val="19"/>
-                      <w:szCs w:val="19"/>
+                      <w:sz w:val="20"/>
+                      <w:szCs w:val="20"/>
                     </w:rPr>
                     <w:t xml:space="preserve">C</w:t>
                   </w:r>
@@ -3495,8 +3677,8 @@
                     <w:rPr>
                       <w:rFonts w:ascii="Avenir Next" w:hAnsi="Avenir Next" w:cs="Avenir Next" w:eastAsia="Avenir Next"/>
                       <w:color w:val="1A1A1A"/>
-                      <w:sz w:val="19"/>
-                      <w:szCs w:val="19"/>
+                      <w:sz w:val="20"/>
+                      <w:szCs w:val="20"/>
                     </w:rPr>
                     <w:tab/>
                   </w:r>
@@ -3504,8 +3686,8 @@
                     <w:rPr>
                       <w:rFonts w:ascii="Avenir Next" w:hAnsi="Avenir Next" w:cs="Avenir Next" w:eastAsia="Avenir Next"/>
                       <w:color w:val="1A1A1A"/>
-                      <w:sz w:val="19"/>
-                      <w:szCs w:val="19"/>
+                      <w:sz w:val="20"/>
+                      <w:szCs w:val="20"/>
                     </w:rPr>
                     <w:t xml:space="preserve">64</w:t>
                   </w:r>
@@ -3529,8 +3711,8 @@
                       <w:rFonts w:ascii="Avenir Next" w:hAnsi="Avenir Next" w:cs="Avenir Next" w:eastAsia="Avenir Next"/>
                       <w:b/>
                       <w:color w:val="003A70"/>
-                      <w:sz w:val="19"/>
-                      <w:szCs w:val="19"/>
+                      <w:sz w:val="20"/>
+                      <w:szCs w:val="20"/>
                     </w:rPr>
                     <w:t xml:space="preserve">D</w:t>
                   </w:r>
@@ -3538,8 +3720,8 @@
                     <w:rPr>
                       <w:rFonts w:ascii="Avenir Next" w:hAnsi="Avenir Next" w:cs="Avenir Next" w:eastAsia="Avenir Next"/>
                       <w:color w:val="1A1A1A"/>
-                      <w:sz w:val="19"/>
-                      <w:szCs w:val="19"/>
+                      <w:sz w:val="20"/>
+                      <w:szCs w:val="20"/>
                     </w:rPr>
                     <w:tab/>
                   </w:r>
@@ -3547,8 +3729,8 @@
                     <w:rPr>
                       <w:rFonts w:ascii="Avenir Next" w:hAnsi="Avenir Next" w:cs="Avenir Next" w:eastAsia="Avenir Next"/>
                       <w:color w:val="1A1A1A"/>
-                      <w:sz w:val="19"/>
-                      <w:szCs w:val="19"/>
+                      <w:sz w:val="20"/>
+                      <w:szCs w:val="20"/>
                     </w:rPr>
                     <w:t xml:space="preserve">160</w:t>
                   </w:r>
